--- a/EXPORTS/DOCX/published/niveau1/English/SelectAndDelineate.docx
+++ b/EXPORTS/DOCX/published/niveau1/English/SelectAndDelineate.docx
@@ -225,7 +225,7 @@
           <w:rFonts w:ascii="Charis SIL Regular" w:hAnsi="Charis SIL Regular" w:eastAsia="Charis SIL Regular"/>
           <w:b w:val="0"/>
           <w:i w:val="0"/>
-          <w:color w:val="0066CC"/>
+          <w:color w:val="0000FF"/>
           <w:sz w:val="24"/>
           <w:u w:val="single"/>
         </w:rPr>
@@ -243,7 +243,7 @@
           <w:rFonts w:ascii="Charis SIL Regular" w:hAnsi="Charis SIL Regular" w:eastAsia="Charis SIL Regular"/>
           <w:b w:val="0"/>
           <w:i w:val="0"/>
-          <w:color w:val="0066CC"/>
+          <w:color w:val="0000FF"/>
           <w:sz w:val="24"/>
           <w:u w:val="single"/>
         </w:rPr>
@@ -254,7 +254,7 @@
           <w:rFonts w:ascii="Charis SIL Regular" w:hAnsi="Charis SIL Regular" w:eastAsia="Charis SIL Regular"/>
           <w:b w:val="0"/>
           <w:i w:val="0"/>
-          <w:color w:val="0066CC"/>
+          <w:color w:val="0000FF"/>
           <w:sz w:val="24"/>
           <w:u w:val="single"/>
         </w:rPr>
@@ -272,7 +272,7 @@
           <w:rFonts w:ascii="Charis SIL Regular" w:hAnsi="Charis SIL Regular" w:eastAsia="Charis SIL Regular"/>
           <w:b w:val="0"/>
           <w:i w:val="0"/>
-          <w:color w:val="0066CC"/>
+          <w:color w:val="0000FF"/>
           <w:sz w:val="24"/>
           <w:u w:val="single"/>
         </w:rPr>
@@ -283,7 +283,7 @@
           <w:rFonts w:ascii="Charis SIL Regular" w:hAnsi="Charis SIL Regular" w:eastAsia="Charis SIL Regular"/>
           <w:b w:val="0"/>
           <w:i w:val="0"/>
-          <w:color w:val="0066CC"/>
+          <w:color w:val="0000FF"/>
           <w:sz w:val="24"/>
           <w:u w:val="single"/>
         </w:rPr>
@@ -301,7 +301,7 @@
           <w:rFonts w:ascii="Charis SIL Regular" w:hAnsi="Charis SIL Regular" w:eastAsia="Charis SIL Regular"/>
           <w:b w:val="0"/>
           <w:i w:val="0"/>
-          <w:color w:val="0066CC"/>
+          <w:color w:val="0000FF"/>
           <w:sz w:val="24"/>
           <w:u w:val="single"/>
         </w:rPr>
@@ -312,7 +312,7 @@
           <w:rFonts w:ascii="Charis SIL Regular" w:hAnsi="Charis SIL Regular" w:eastAsia="Charis SIL Regular"/>
           <w:b w:val="0"/>
           <w:i w:val="0"/>
-          <w:color w:val="0066CC"/>
+          <w:color w:val="0000FF"/>
           <w:sz w:val="24"/>
           <w:u w:val="single"/>
         </w:rPr>
@@ -337,7 +337,7 @@
       </w:r>
       <w:r>
         <w:rPr>
-          <w:u w:val="single" w:color="0066cc"/>
+          <w:u w:val="single" w:color="0000ff"/>
           <w:rFonts w:ascii="Charis SIL Regular" w:hAnsi="Charis SIL Regular" w:eastAsia="Charis SIL Regular"/>
           <w:b w:val="0"/>
           <w:i w:val="0"/>
@@ -355,7 +355,7 @@
       </w:r>
       <w:r>
         <w:rPr>
-          <w:u w:val="single" w:color="0066cc"/>
+          <w:u w:val="single" w:color="0000ff"/>
           <w:rFonts w:ascii="Charis SIL Regular" w:hAnsi="Charis SIL Regular" w:eastAsia="Charis SIL Regular"/>
           <w:b w:val="0"/>
           <w:i w:val="0"/>
@@ -373,61 +373,17 @@
       </w:r>
       <w:r>
         <w:rPr>
-          <w:u w:val="single" w:color="0066cc"/>
           <w:rFonts w:ascii="Charis SIL Regular" w:hAnsi="Charis SIL Regular" w:eastAsia="Charis SIL Regular"/>
           <w:b w:val="0"/>
           <w:i w:val="0"/>
           <w:color w:val="000000"/>
           <w:sz w:val="24"/>
         </w:rPr>
-        <w:hyperlink r:id="rId9" w:history="1">
-          <w:r>
-            <w:rPr>
-              <w:rStyle w:val="Hyperlink"/>
-            </w:rPr>
-            <w:t xml:space="preserve"> If you wou</w:t>
-          </w:r>
-        </w:hyperlink>
+        <w:t xml:space="preserve"> If you would like to kn</w:t>
       </w:r>
       <w:r>
         <w:rPr>
-          <w:u w:val="single" w:color="0066cc"/>
-          <w:rFonts w:ascii="Charis SIL Regular" w:hAnsi="Charis SIL Regular" w:eastAsia="Charis SIL Regular"/>
-          <w:b w:val="0"/>
-          <w:i w:val="0"/>
-          <w:color w:val="000000"/>
-          <w:sz w:val="24"/>
-        </w:rPr>
-        <w:hyperlink r:id="rId9" w:history="1">
-          <w:r>
-            <w:rPr>
-              <w:rStyle w:val="Hyperlink"/>
-            </w:rPr>
-            <w:t>l</w:t>
-          </w:r>
-        </w:hyperlink>
-      </w:r>
-      <w:r>
-        <w:rPr>
-          <w:u w:val="single" w:color="0066cc"/>
-          <w:rFonts w:ascii="Charis SIL Regular" w:hAnsi="Charis SIL Regular" w:eastAsia="Charis SIL Regular"/>
-          <w:b w:val="0"/>
-          <w:i w:val="0"/>
-          <w:color w:val="000000"/>
-          <w:sz w:val="24"/>
-        </w:rPr>
-        <w:hyperlink r:id="rId9" w:history="1">
-          <w:r>
-            <w:rPr>
-              <w:rStyle w:val="Hyperlink"/>
-            </w:rPr>
-            <w:t>d like to kn</w:t>
-          </w:r>
-        </w:hyperlink>
-      </w:r>
-      <w:r>
-        <w:rPr>
-          <w:u w:val="single" w:color="0066cc"/>
+          <w:u w:val="single" w:color="0000ff"/>
           <w:rFonts w:ascii="Charis SIL Regular" w:hAnsi="Charis SIL Regular" w:eastAsia="Charis SIL Regular"/>
           <w:b w:val="0"/>
           <w:i w:val="0"/>
@@ -468,7 +424,7 @@
           <w:rFonts w:ascii="Charis SIL Regular" w:hAnsi="Charis SIL Regular" w:eastAsia="Charis SIL Regular"/>
           <w:b w:val="0"/>
           <w:i w:val="0"/>
-          <w:color w:val="0066CC"/>
+          <w:color w:val="0000FF"/>
           <w:sz w:val="24"/>
           <w:u w:val="single"/>
         </w:rPr>
@@ -616,7 +572,7 @@
           <w:rFonts w:ascii="Charis SIL Regular" w:hAnsi="Charis SIL Regular" w:eastAsia="Charis SIL Regular"/>
           <w:b w:val="0"/>
           <w:i w:val="0"/>
-          <w:color w:val="0066CC"/>
+          <w:color w:val="0000FF"/>
           <w:sz w:val="24"/>
           <w:u w:val="single"/>
         </w:rPr>
@@ -634,7 +590,7 @@
           <w:rFonts w:ascii="Charis SIL Regular" w:hAnsi="Charis SIL Regular" w:eastAsia="Charis SIL Regular"/>
           <w:b w:val="0"/>
           <w:i w:val="0"/>
-          <w:color w:val="0066CC"/>
+          <w:color w:val="0000FF"/>
           <w:sz w:val="24"/>
           <w:u w:val="single"/>
         </w:rPr>
@@ -655,39 +611,11 @@
           <w:color w:val="000000"/>
           <w:sz w:val="24"/>
         </w:rPr>
-        <w:t xml:space="preserve"> will suffice to reveal a problematic provenance but often extensive resea</w:t>
+        <w:t xml:space="preserve"> will suffice to reveal a problematic provenance but often extensive research will be </w:t>
       </w:r>
       <w:r>
         <w:rPr>
-          <w:u w:val="single" w:color="0066cc"/>
-          <w:rFonts w:ascii="Charis SIL Regular" w:hAnsi="Charis SIL Regular" w:eastAsia="Charis SIL Regular"/>
-          <w:b w:val="0"/>
-          <w:i w:val="0"/>
-          <w:color w:val="000000"/>
-          <w:sz w:val="24"/>
-        </w:rPr>
-        <w:hyperlink r:id="rId11" w:history="1">
-          <w:r>
-            <w:rPr>
-              <w:rStyle w:val="Hyperlink"/>
-            </w:rPr>
-            <w:t>rch w</w:t>
-          </w:r>
-        </w:hyperlink>
-      </w:r>
-      <w:r>
-        <w:rPr>
-          <w:rFonts w:ascii="Charis SIL Regular" w:hAnsi="Charis SIL Regular" w:eastAsia="Charis SIL Regular"/>
-          <w:b w:val="0"/>
-          <w:i w:val="0"/>
-          <w:color w:val="000000"/>
-          <w:sz w:val="24"/>
-        </w:rPr>
-        <w:t xml:space="preserve">ill be </w:t>
-      </w:r>
-      <w:r>
-        <w:rPr>
-          <w:u w:val="single" w:color="0066cc"/>
+          <w:u w:val="single" w:color="0000ff"/>
           <w:rFonts w:ascii="Charis SIL Regular" w:hAnsi="Charis SIL Regular" w:eastAsia="Charis SIL Regular"/>
           <w:b w:val="0"/>
           <w:i w:val="0"/>
@@ -915,7 +843,7 @@
           <w:rFonts w:ascii="Charis SIL Regular" w:hAnsi="Charis SIL Regular" w:eastAsia="Charis SIL Regular"/>
           <w:b w:val="0"/>
           <w:i w:val="0"/>
-          <w:color w:val="0066CC"/>
+          <w:color w:val="0000FF"/>
           <w:sz w:val="24"/>
           <w:u w:val="single"/>
         </w:rPr>
@@ -943,7 +871,7 @@
           <w:rFonts w:ascii="Charis SIL Regular" w:hAnsi="Charis SIL Regular" w:eastAsia="Charis SIL Regular"/>
           <w:b w:val="0"/>
           <w:i w:val="0"/>
-          <w:color w:val="0066CC"/>
+          <w:color w:val="0000FF"/>
           <w:sz w:val="24"/>
           <w:u w:val="single"/>
         </w:rPr>
@@ -961,7 +889,7 @@
           <w:rFonts w:ascii="Charis SIL Regular" w:hAnsi="Charis SIL Regular" w:eastAsia="Charis SIL Regular"/>
           <w:b w:val="0"/>
           <w:i w:val="0"/>
-          <w:color w:val="0066CC"/>
+          <w:color w:val="0000FF"/>
           <w:sz w:val="24"/>
           <w:u w:val="single"/>
         </w:rPr>
@@ -972,7 +900,7 @@
           <w:rFonts w:ascii="Charis SIL Regular" w:hAnsi="Charis SIL Regular" w:eastAsia="Charis SIL Regular"/>
           <w:b w:val="0"/>
           <w:i w:val="0"/>
-          <w:color w:val="0066CC"/>
+          <w:color w:val="0000FF"/>
           <w:sz w:val="24"/>
           <w:u w:val="single"/>
         </w:rPr>
@@ -1007,7 +935,7 @@
       </w:r>
       <w:r>
         <w:rPr>
-          <w:u w:val="single" w:color="0066cc"/>
+          <w:u w:val="single" w:color="0000ff"/>
           <w:rFonts w:ascii="Charis SIL Regular" w:hAnsi="Charis SIL Regular" w:eastAsia="Charis SIL Regular"/>
           <w:b w:val="0"/>
           <w:i w:val="0"/>
@@ -1318,7 +1246,7 @@
           <w:rFonts w:ascii="Charis SIL Regular" w:hAnsi="Charis SIL Regular" w:eastAsia="Charis SIL Regular"/>
           <w:b w:val="0"/>
           <w:i w:val="0"/>
-          <w:color w:val="0066CC"/>
+          <w:color w:val="0000FF"/>
           <w:sz w:val="24"/>
           <w:u w:val="single"/>
         </w:rPr>
@@ -1342,7 +1270,7 @@
           <w:rFonts w:ascii="Charis SIL Regular" w:hAnsi="Charis SIL Regular" w:eastAsia="Charis SIL Regular"/>
           <w:b w:val="0"/>
           <w:i w:val="0"/>
-          <w:color w:val="0066CC"/>
+          <w:color w:val="0000FF"/>
           <w:sz w:val="24"/>
           <w:u w:val="single"/>
         </w:rPr>
@@ -1353,7 +1281,7 @@
           <w:rFonts w:ascii="Charis SIL Regular" w:hAnsi="Charis SIL Regular" w:eastAsia="Charis SIL Regular"/>
           <w:b w:val="0"/>
           <w:i w:val="0"/>
-          <w:color w:val="0066CC"/>
+          <w:color w:val="0000FF"/>
           <w:sz w:val="24"/>
           <w:u w:val="single"/>
         </w:rPr>
@@ -1374,7 +1302,7 @@
           <w:rFonts w:ascii="Charis SIL Regular" w:hAnsi="Charis SIL Regular" w:eastAsia="Charis SIL Regular"/>
           <w:b w:val="0"/>
           <w:i w:val="0"/>
-          <w:color w:val="0066CC"/>
+          <w:color w:val="0000FF"/>
           <w:sz w:val="24"/>
           <w:u w:val="single"/>
         </w:rPr>
@@ -1398,7 +1326,7 @@
           <w:rFonts w:ascii="Charis SIL Regular" w:hAnsi="Charis SIL Regular" w:eastAsia="Charis SIL Regular"/>
           <w:b w:val="0"/>
           <w:i w:val="0"/>
-          <w:color w:val="0066CC"/>
+          <w:color w:val="0000FF"/>
           <w:sz w:val="24"/>
           <w:u w:val="single"/>
         </w:rPr>
@@ -1409,7 +1337,7 @@
           <w:rFonts w:ascii="Charis SIL Regular" w:hAnsi="Charis SIL Regular" w:eastAsia="Charis SIL Regular"/>
           <w:b w:val="0"/>
           <w:i w:val="0"/>
-          <w:color w:val="0066CC"/>
+          <w:color w:val="0000FF"/>
           <w:sz w:val="24"/>
           <w:u w:val="single"/>
         </w:rPr>
@@ -1433,7 +1361,7 @@
           <w:rFonts w:ascii="Charis SIL Regular" w:hAnsi="Charis SIL Regular" w:eastAsia="Charis SIL Regular"/>
           <w:b w:val="0"/>
           <w:i w:val="0"/>
-          <w:color w:val="0066CC"/>
+          <w:color w:val="0000FF"/>
           <w:sz w:val="24"/>
           <w:u w:val="single"/>
         </w:rPr>
@@ -1444,7 +1372,7 @@
           <w:rFonts w:ascii="Charis SIL Regular" w:hAnsi="Charis SIL Regular" w:eastAsia="Charis SIL Regular"/>
           <w:b w:val="0"/>
           <w:i w:val="0"/>
-          <w:color w:val="0066CC"/>
+          <w:color w:val="0000FF"/>
           <w:sz w:val="24"/>
           <w:u w:val="single"/>
         </w:rPr>
@@ -1465,7 +1393,7 @@
           <w:rFonts w:ascii="Charis SIL Regular" w:hAnsi="Charis SIL Regular" w:eastAsia="Charis SIL Regular"/>
           <w:b w:val="0"/>
           <w:i w:val="0"/>
-          <w:color w:val="0066CC"/>
+          <w:color w:val="0000FF"/>
           <w:sz w:val="24"/>
           <w:u w:val="single"/>
         </w:rPr>
@@ -1476,7 +1404,7 @@
           <w:rFonts w:ascii="Charis SIL Regular" w:hAnsi="Charis SIL Regular" w:eastAsia="Charis SIL Regular"/>
           <w:b w:val="0"/>
           <w:i w:val="0"/>
-          <w:color w:val="0066CC"/>
+          <w:color w:val="0000FF"/>
           <w:sz w:val="24"/>
           <w:u w:val="single"/>
         </w:rPr>
@@ -1487,7 +1415,7 @@
           <w:rFonts w:ascii="Charis SIL Regular" w:hAnsi="Charis SIL Regular" w:eastAsia="Charis SIL Regular"/>
           <w:b w:val="0"/>
           <w:i w:val="0"/>
-          <w:color w:val="0066CC"/>
+          <w:color w:val="0000FF"/>
           <w:sz w:val="24"/>
         </w:rPr>
         <w:t>s</w:t>
@@ -1510,7 +1438,7 @@
           <w:rFonts w:ascii="Charis SIL Regular" w:hAnsi="Charis SIL Regular" w:eastAsia="Charis SIL Regular"/>
           <w:b w:val="0"/>
           <w:i w:val="0"/>
-          <w:color w:val="0066CC"/>
+          <w:color w:val="0000FF"/>
           <w:sz w:val="24"/>
           <w:u w:val="single"/>
         </w:rPr>

--- a/EXPORTS/DOCX/published/niveau1/English/SelectAndDelineate.docx
+++ b/EXPORTS/DOCX/published/niveau1/English/SelectAndDelineate.docx
@@ -373,13 +373,57 @@
       </w:r>
       <w:r>
         <w:rPr>
+          <w:u w:val="single" w:color="0000ff"/>
           <w:rFonts w:ascii="Charis SIL Regular" w:hAnsi="Charis SIL Regular" w:eastAsia="Charis SIL Regular"/>
           <w:b w:val="0"/>
           <w:i w:val="0"/>
           <w:color w:val="000000"/>
           <w:sz w:val="24"/>
         </w:rPr>
-        <w:t xml:space="preserve"> If you would like to kn</w:t>
+        <w:hyperlink r:id="rId9" w:history="1">
+          <w:r>
+            <w:rPr>
+              <w:rStyle w:val="Hyperlink"/>
+            </w:rPr>
+            <w:t xml:space="preserve"> If you wou</w:t>
+          </w:r>
+        </w:hyperlink>
+      </w:r>
+      <w:r>
+        <w:rPr>
+          <w:u w:val="single" w:color="0000ff"/>
+          <w:rFonts w:ascii="Charis SIL Regular" w:hAnsi="Charis SIL Regular" w:eastAsia="Charis SIL Regular"/>
+          <w:b w:val="0"/>
+          <w:i w:val="0"/>
+          <w:color w:val="000000"/>
+          <w:sz w:val="24"/>
+        </w:rPr>
+        <w:hyperlink r:id="rId9" w:history="1">
+          <w:r>
+            <w:rPr>
+              <w:rStyle w:val="Hyperlink"/>
+            </w:rPr>
+            <w:t>l</w:t>
+          </w:r>
+        </w:hyperlink>
+      </w:r>
+      <w:r>
+        <w:rPr>
+          <w:u w:val="single" w:color="0000ff"/>
+          <w:rFonts w:ascii="Charis SIL Regular" w:hAnsi="Charis SIL Regular" w:eastAsia="Charis SIL Regular"/>
+          <w:b w:val="0"/>
+          <w:i w:val="0"/>
+          <w:color w:val="000000"/>
+          <w:sz w:val="24"/>
+        </w:rPr>
+        <w:hyperlink r:id="rId9" w:history="1">
+          <w:r>
+            <w:rPr>
+              <w:rStyle w:val="Hyperlink"/>
+            </w:rPr>
+            <w:t>d like to kn</w:t>
+          </w:r>
+        </w:hyperlink>
       </w:r>
       <w:r>
         <w:rPr>
@@ -611,7 +655,35 @@
           <w:color w:val="000000"/>
           <w:sz w:val="24"/>
         </w:rPr>
-        <w:t xml:space="preserve"> will suffice to reveal a problematic provenance but often extensive research will be </w:t>
+        <w:t xml:space="preserve"> will suffice to reveal a problematic provenance but often extensive resea</w:t>
+      </w:r>
+      <w:r>
+        <w:rPr>
+          <w:u w:val="single" w:color="0000ff"/>
+          <w:rFonts w:ascii="Charis SIL Regular" w:hAnsi="Charis SIL Regular" w:eastAsia="Charis SIL Regular"/>
+          <w:b w:val="0"/>
+          <w:i w:val="0"/>
+          <w:color w:val="000000"/>
+          <w:sz w:val="24"/>
+        </w:rPr>
+        <w:hyperlink r:id="rId11" w:history="1">
+          <w:r>
+            <w:rPr>
+              <w:rStyle w:val="Hyperlink"/>
+            </w:rPr>
+            <w:t>rch w</w:t>
+          </w:r>
+        </w:hyperlink>
+      </w:r>
+      <w:r>
+        <w:rPr>
+          <w:rFonts w:ascii="Charis SIL Regular" w:hAnsi="Charis SIL Regular" w:eastAsia="Charis SIL Regular"/>
+          <w:b w:val="0"/>
+          <w:i w:val="0"/>
+          <w:color w:val="000000"/>
+          <w:sz w:val="24"/>
+        </w:rPr>
+        <w:t xml:space="preserve">ill be </w:t>
       </w:r>
       <w:r>
         <w:rPr>

--- a/EXPORTS/DOCX/published/niveau1/English/SelectAndDelineate.docx
+++ b/EXPORTS/DOCX/published/niveau1/English/SelectAndDelineate.docx
@@ -373,57 +373,13 @@
       </w:r>
       <w:r>
         <w:rPr>
-          <w:u w:val="single" w:color="0000ff"/>
           <w:rFonts w:ascii="Charis SIL Regular" w:hAnsi="Charis SIL Regular" w:eastAsia="Charis SIL Regular"/>
           <w:b w:val="0"/>
           <w:i w:val="0"/>
           <w:color w:val="000000"/>
           <w:sz w:val="24"/>
         </w:rPr>
-        <w:hyperlink r:id="rId9" w:history="1">
-          <w:r>
-            <w:rPr>
-              <w:rStyle w:val="Hyperlink"/>
-            </w:rPr>
-            <w:t xml:space="preserve"> If you wou</w:t>
-          </w:r>
-        </w:hyperlink>
-      </w:r>
-      <w:r>
-        <w:rPr>
-          <w:u w:val="single" w:color="0000ff"/>
-          <w:rFonts w:ascii="Charis SIL Regular" w:hAnsi="Charis SIL Regular" w:eastAsia="Charis SIL Regular"/>
-          <w:b w:val="0"/>
-          <w:i w:val="0"/>
-          <w:color w:val="000000"/>
-          <w:sz w:val="24"/>
-        </w:rPr>
-        <w:hyperlink r:id="rId9" w:history="1">
-          <w:r>
-            <w:rPr>
-              <w:rStyle w:val="Hyperlink"/>
-            </w:rPr>
-            <w:t>l</w:t>
-          </w:r>
-        </w:hyperlink>
-      </w:r>
-      <w:r>
-        <w:rPr>
-          <w:u w:val="single" w:color="0000ff"/>
-          <w:rFonts w:ascii="Charis SIL Regular" w:hAnsi="Charis SIL Regular" w:eastAsia="Charis SIL Regular"/>
-          <w:b w:val="0"/>
-          <w:i w:val="0"/>
-          <w:color w:val="000000"/>
-          <w:sz w:val="24"/>
-        </w:rPr>
-        <w:hyperlink r:id="rId9" w:history="1">
-          <w:r>
-            <w:rPr>
-              <w:rStyle w:val="Hyperlink"/>
-            </w:rPr>
-            <w:t>d like to kn</w:t>
-          </w:r>
-        </w:hyperlink>
+        <w:t xml:space="preserve"> If you would like to kn</w:t>
       </w:r>
       <w:r>
         <w:rPr>
@@ -655,35 +611,7 @@
           <w:color w:val="000000"/>
           <w:sz w:val="24"/>
         </w:rPr>
-        <w:t xml:space="preserve"> will suffice to reveal a problematic provenance but often extensive resea</w:t>
-      </w:r>
-      <w:r>
-        <w:rPr>
-          <w:u w:val="single" w:color="0000ff"/>
-          <w:rFonts w:ascii="Charis SIL Regular" w:hAnsi="Charis SIL Regular" w:eastAsia="Charis SIL Regular"/>
-          <w:b w:val="0"/>
-          <w:i w:val="0"/>
-          <w:color w:val="000000"/>
-          <w:sz w:val="24"/>
-        </w:rPr>
-        <w:hyperlink r:id="rId11" w:history="1">
-          <w:r>
-            <w:rPr>
-              <w:rStyle w:val="Hyperlink"/>
-            </w:rPr>
-            <w:t>rch w</w:t>
-          </w:r>
-        </w:hyperlink>
-      </w:r>
-      <w:r>
-        <w:rPr>
-          <w:rFonts w:ascii="Charis SIL Regular" w:hAnsi="Charis SIL Regular" w:eastAsia="Charis SIL Regular"/>
-          <w:b w:val="0"/>
-          <w:i w:val="0"/>
-          <w:color w:val="000000"/>
-          <w:sz w:val="24"/>
-        </w:rPr>
-        <w:t xml:space="preserve">ill be </w:t>
+        <w:t xml:space="preserve"> will suffice to reveal a problematic provenance but often extensive research will be </w:t>
       </w:r>
       <w:r>
         <w:rPr>

--- a/EXPORTS/DOCX/published/niveau1/English/SelectAndDelineate.docx
+++ b/EXPORTS/DOCX/published/niveau1/English/SelectAndDelineate.docx
@@ -337,49 +337,13 @@
       </w:r>
       <w:r>
         <w:rPr>
-          <w:u w:val="single" w:color="0000ff"/>
           <w:rFonts w:ascii="Charis SIL Regular" w:hAnsi="Charis SIL Regular" w:eastAsia="Charis SIL Regular"/>
           <w:b w:val="0"/>
           <w:i w:val="0"/>
           <w:color w:val="000000"/>
           <w:sz w:val="24"/>
         </w:rPr>
-        <w:hyperlink r:id="rId9" w:history="1">
-          <w:r>
-            <w:rPr>
-              <w:rStyle w:val="Hyperlink"/>
-            </w:rPr>
-            <w:t>contacts</w:t>
-          </w:r>
-        </w:hyperlink>
-      </w:r>
-      <w:r>
-        <w:rPr>
-          <w:u w:val="single" w:color="0000ff"/>
-          <w:rFonts w:ascii="Charis SIL Regular" w:hAnsi="Charis SIL Regular" w:eastAsia="Charis SIL Regular"/>
-          <w:b w:val="0"/>
-          <w:i w:val="0"/>
-          <w:color w:val="000000"/>
-          <w:sz w:val="24"/>
-        </w:rPr>
-        <w:hyperlink r:id="rId9" w:history="1">
-          <w:r>
-            <w:rPr>
-              <w:rStyle w:val="Hyperlink"/>
-            </w:rPr>
-            <w:t>.</w:t>
-          </w:r>
-        </w:hyperlink>
-      </w:r>
-      <w:r>
-        <w:rPr>
-          <w:rFonts w:ascii="Charis SIL Regular" w:hAnsi="Charis SIL Regular" w:eastAsia="Charis SIL Regular"/>
-          <w:b w:val="0"/>
-          <w:i w:val="0"/>
-          <w:color w:val="000000"/>
-          <w:sz w:val="24"/>
-        </w:rPr>
-        <w:t xml:space="preserve"> If you would like to kn</w:t>
+        <w:t>contacts. If you would like to kn</w:t>
       </w:r>
       <w:r>
         <w:rPr>
@@ -611,7 +575,35 @@
           <w:color w:val="000000"/>
           <w:sz w:val="24"/>
         </w:rPr>
-        <w:t xml:space="preserve"> will suffice to reveal a problematic provenance but often extensive research will be </w:t>
+        <w:t xml:space="preserve"> will suffice to reveal a problematic provenance but often extensive resea</w:t>
+      </w:r>
+      <w:r>
+        <w:rPr>
+          <w:u w:val="single" w:color="0000ff"/>
+          <w:rFonts w:ascii="Charis SIL Regular" w:hAnsi="Charis SIL Regular" w:eastAsia="Charis SIL Regular"/>
+          <w:b w:val="0"/>
+          <w:i w:val="0"/>
+          <w:color w:val="000000"/>
+          <w:sz w:val="24"/>
+        </w:rPr>
+        <w:hyperlink r:id="rId11" w:history="1">
+          <w:r>
+            <w:rPr>
+              <w:rStyle w:val="Hyperlink"/>
+            </w:rPr>
+            <w:t>rch w</w:t>
+          </w:r>
+        </w:hyperlink>
+      </w:r>
+      <w:r>
+        <w:rPr>
+          <w:rFonts w:ascii="Charis SIL Regular" w:hAnsi="Charis SIL Regular" w:eastAsia="Charis SIL Regular"/>
+          <w:b w:val="0"/>
+          <w:i w:val="0"/>
+          <w:color w:val="000000"/>
+          <w:sz w:val="24"/>
+        </w:rPr>
+        <w:t xml:space="preserve">ill be </w:t>
       </w:r>
       <w:r>
         <w:rPr>

--- a/EXPORTS/DOCX/published/niveau1/English/SelectAndDelineate.docx
+++ b/EXPORTS/DOCX/published/niveau1/English/SelectAndDelineate.docx
@@ -337,13 +337,93 @@
       </w:r>
       <w:r>
         <w:rPr>
+          <w:u w:val="single" w:color="0000ff"/>
           <w:rFonts w:ascii="Charis SIL Regular" w:hAnsi="Charis SIL Regular" w:eastAsia="Charis SIL Regular"/>
           <w:b w:val="0"/>
           <w:i w:val="0"/>
           <w:color w:val="000000"/>
           <w:sz w:val="24"/>
         </w:rPr>
-        <w:t>contacts. If you would like to kn</w:t>
+        <w:hyperlink r:id="rId9" w:history="1">
+          <w:r>
+            <w:rPr>
+              <w:rStyle w:val="Hyperlink"/>
+            </w:rPr>
+            <w:t>contacts</w:t>
+          </w:r>
+        </w:hyperlink>
+      </w:r>
+      <w:r>
+        <w:rPr>
+          <w:u w:val="single" w:color="0000ff"/>
+          <w:rFonts w:ascii="Charis SIL Regular" w:hAnsi="Charis SIL Regular" w:eastAsia="Charis SIL Regular"/>
+          <w:b w:val="0"/>
+          <w:i w:val="0"/>
+          <w:color w:val="000000"/>
+          <w:sz w:val="24"/>
+        </w:rPr>
+        <w:hyperlink r:id="rId9" w:history="1">
+          <w:r>
+            <w:rPr>
+              <w:rStyle w:val="Hyperlink"/>
+            </w:rPr>
+            <w:t>.</w:t>
+          </w:r>
+        </w:hyperlink>
+      </w:r>
+      <w:r>
+        <w:rPr>
+          <w:u w:val="single" w:color="0000ff"/>
+          <w:rFonts w:ascii="Charis SIL Regular" w:hAnsi="Charis SIL Regular" w:eastAsia="Charis SIL Regular"/>
+          <w:b w:val="0"/>
+          <w:i w:val="0"/>
+          <w:color w:val="000000"/>
+          <w:sz w:val="24"/>
+        </w:rPr>
+        <w:hyperlink r:id="rId9" w:history="1">
+          <w:r>
+            <w:rPr>
+              <w:rStyle w:val="Hyperlink"/>
+            </w:rPr>
+            <w:t xml:space="preserve"> If you wou</w:t>
+          </w:r>
+        </w:hyperlink>
+      </w:r>
+      <w:r>
+        <w:rPr>
+          <w:u w:val="single" w:color="0000ff"/>
+          <w:rFonts w:ascii="Charis SIL Regular" w:hAnsi="Charis SIL Regular" w:eastAsia="Charis SIL Regular"/>
+          <w:b w:val="0"/>
+          <w:i w:val="0"/>
+          <w:color w:val="000000"/>
+          <w:sz w:val="24"/>
+        </w:rPr>
+        <w:hyperlink r:id="rId9" w:history="1">
+          <w:r>
+            <w:rPr>
+              <w:rStyle w:val="Hyperlink"/>
+            </w:rPr>
+            <w:t>l</w:t>
+          </w:r>
+        </w:hyperlink>
+      </w:r>
+      <w:r>
+        <w:rPr>
+          <w:u w:val="single" w:color="0000ff"/>
+          <w:rFonts w:ascii="Charis SIL Regular" w:hAnsi="Charis SIL Regular" w:eastAsia="Charis SIL Regular"/>
+          <w:b w:val="0"/>
+          <w:i w:val="0"/>
+          <w:color w:val="000000"/>
+          <w:sz w:val="24"/>
+        </w:rPr>
+        <w:hyperlink r:id="rId9" w:history="1">
+          <w:r>
+            <w:rPr>
+              <w:rStyle w:val="Hyperlink"/>
+            </w:rPr>
+            <w:t>d like to kn</w:t>
+          </w:r>
+        </w:hyperlink>
       </w:r>
       <w:r>
         <w:rPr>
@@ -575,35 +655,7 @@
           <w:color w:val="000000"/>
           <w:sz w:val="24"/>
         </w:rPr>
-        <w:t xml:space="preserve"> will suffice to reveal a problematic provenance but often extensive resea</w:t>
-      </w:r>
-      <w:r>
-        <w:rPr>
-          <w:u w:val="single" w:color="0000ff"/>
-          <w:rFonts w:ascii="Charis SIL Regular" w:hAnsi="Charis SIL Regular" w:eastAsia="Charis SIL Regular"/>
-          <w:b w:val="0"/>
-          <w:i w:val="0"/>
-          <w:color w:val="000000"/>
-          <w:sz w:val="24"/>
-        </w:rPr>
-        <w:hyperlink r:id="rId11" w:history="1">
-          <w:r>
-            <w:rPr>
-              <w:rStyle w:val="Hyperlink"/>
-            </w:rPr>
-            <w:t>rch w</w:t>
-          </w:r>
-        </w:hyperlink>
-      </w:r>
-      <w:r>
-        <w:rPr>
-          <w:rFonts w:ascii="Charis SIL Regular" w:hAnsi="Charis SIL Regular" w:eastAsia="Charis SIL Regular"/>
-          <w:b w:val="0"/>
-          <w:i w:val="0"/>
-          <w:color w:val="000000"/>
-          <w:sz w:val="24"/>
-        </w:rPr>
-        <w:t xml:space="preserve">ill be </w:t>
+        <w:t xml:space="preserve"> will suffice to reveal a problematic provenance but often extensive research will be </w:t>
       </w:r>
       <w:r>
         <w:rPr>

--- a/EXPORTS/DOCX/published/niveau1/English/SelectAndDelineate.docx
+++ b/EXPORTS/DOCX/published/niveau1/English/SelectAndDelineate.docx
@@ -655,7 +655,35 @@
           <w:color w:val="000000"/>
           <w:sz w:val="24"/>
         </w:rPr>
-        <w:t xml:space="preserve"> will suffice to reveal a problematic provenance but often extensive research will be </w:t>
+        <w:t xml:space="preserve"> will suffice to reveal a problematic provenance but often extensive resea</w:t>
+      </w:r>
+      <w:r>
+        <w:rPr>
+          <w:u w:val="single" w:color="0000ff"/>
+          <w:rFonts w:ascii="Charis SIL Regular" w:hAnsi="Charis SIL Regular" w:eastAsia="Charis SIL Regular"/>
+          <w:b w:val="0"/>
+          <w:i w:val="0"/>
+          <w:color w:val="000000"/>
+          <w:sz w:val="24"/>
+        </w:rPr>
+        <w:hyperlink r:id="rId11" w:history="1">
+          <w:r>
+            <w:rPr>
+              <w:rStyle w:val="Hyperlink"/>
+            </w:rPr>
+            <w:t>rch w</w:t>
+          </w:r>
+        </w:hyperlink>
+      </w:r>
+      <w:r>
+        <w:rPr>
+          <w:rFonts w:ascii="Charis SIL Regular" w:hAnsi="Charis SIL Regular" w:eastAsia="Charis SIL Regular"/>
+          <w:b w:val="0"/>
+          <w:i w:val="0"/>
+          <w:color w:val="000000"/>
+          <w:sz w:val="24"/>
+        </w:rPr>
+        <w:t xml:space="preserve">ill be </w:t>
       </w:r>
       <w:r>
         <w:rPr>

--- a/EXPORTS/DOCX/published/niveau1/English/SelectAndDelineate.docx
+++ b/EXPORTS/DOCX/published/niveau1/English/SelectAndDelineate.docx
@@ -380,50 +380,7 @@
           <w:color w:val="000000"/>
           <w:sz w:val="24"/>
         </w:rPr>
-        <w:hyperlink r:id="rId9" w:history="1">
-          <w:r>
-            <w:rPr>
-              <w:rStyle w:val="Hyperlink"/>
-            </w:rPr>
-            <w:t xml:space="preserve"> If you wou</w:t>
-          </w:r>
-        </w:hyperlink>
-      </w:r>
-      <w:r>
-        <w:rPr>
-          <w:u w:val="single" w:color="0000ff"/>
-          <w:rFonts w:ascii="Charis SIL Regular" w:hAnsi="Charis SIL Regular" w:eastAsia="Charis SIL Regular"/>
-          <w:b w:val="0"/>
-          <w:i w:val="0"/>
-          <w:color w:val="000000"/>
-          <w:sz w:val="24"/>
-        </w:rPr>
-        <w:hyperlink r:id="rId9" w:history="1">
-          <w:r>
-            <w:rPr>
-              <w:rStyle w:val="Hyperlink"/>
-            </w:rPr>
-            <w:t>l</w:t>
-          </w:r>
-        </w:hyperlink>
-      </w:r>
-      <w:r>
-        <w:rPr>
-          <w:u w:val="single" w:color="0000ff"/>
-          <w:rFonts w:ascii="Charis SIL Regular" w:hAnsi="Charis SIL Regular" w:eastAsia="Charis SIL Regular"/>
-          <w:b w:val="0"/>
-          <w:i w:val="0"/>
-          <w:color w:val="000000"/>
-          <w:sz w:val="24"/>
-        </w:rPr>
-        <w:hyperlink r:id="rId9" w:history="1">
-          <w:r>
-            <w:rPr>
-              <w:rStyle w:val="Hyperlink"/>
-            </w:rPr>
-            <w:t>d like to kn</w:t>
-          </w:r>
-        </w:hyperlink>
+        <w:t xml:space="preserve"> If you would like to kn</w:t>
       </w:r>
       <w:r>
         <w:rPr>

--- a/EXPORTS/DOCX/published/niveau1/English/SelectAndDelineate.docx
+++ b/EXPORTS/DOCX/published/niveau1/English/SelectAndDelineate.docx
@@ -380,7 +380,50 @@
           <w:color w:val="000000"/>
           <w:sz w:val="24"/>
         </w:rPr>
-        <w:t xml:space="preserve"> If you would like to kn</w:t>
+        <w:hyperlink r:id="rId9" w:history="1">
+          <w:r>
+            <w:rPr>
+              <w:rStyle w:val="Hyperlink"/>
+            </w:rPr>
+            <w:t xml:space="preserve"> If you wou</w:t>
+          </w:r>
+        </w:hyperlink>
+      </w:r>
+      <w:r>
+        <w:rPr>
+          <w:u w:val="single" w:color="0000ff"/>
+          <w:rFonts w:ascii="Charis SIL Regular" w:hAnsi="Charis SIL Regular" w:eastAsia="Charis SIL Regular"/>
+          <w:b w:val="0"/>
+          <w:i w:val="0"/>
+          <w:color w:val="000000"/>
+          <w:sz w:val="24"/>
+        </w:rPr>
+        <w:hyperlink r:id="rId9" w:history="1">
+          <w:r>
+            <w:rPr>
+              <w:rStyle w:val="Hyperlink"/>
+            </w:rPr>
+            <w:t>l</w:t>
+          </w:r>
+        </w:hyperlink>
+      </w:r>
+      <w:r>
+        <w:rPr>
+          <w:u w:val="single" w:color="0000ff"/>
+          <w:rFonts w:ascii="Charis SIL Regular" w:hAnsi="Charis SIL Regular" w:eastAsia="Charis SIL Regular"/>
+          <w:b w:val="0"/>
+          <w:i w:val="0"/>
+          <w:color w:val="000000"/>
+          <w:sz w:val="24"/>
+        </w:rPr>
+        <w:hyperlink r:id="rId9" w:history="1">
+          <w:r>
+            <w:rPr>
+              <w:rStyle w:val="Hyperlink"/>
+            </w:rPr>
+            <w:t>d like to kn</w:t>
+          </w:r>
+        </w:hyperlink>
       </w:r>
       <w:r>
         <w:rPr>
@@ -612,35 +655,7 @@
           <w:color w:val="000000"/>
           <w:sz w:val="24"/>
         </w:rPr>
-        <w:t xml:space="preserve"> will suffice to reveal a problematic provenance but often extensive resea</w:t>
-      </w:r>
-      <w:r>
-        <w:rPr>
-          <w:u w:val="single" w:color="0000ff"/>
-          <w:rFonts w:ascii="Charis SIL Regular" w:hAnsi="Charis SIL Regular" w:eastAsia="Charis SIL Regular"/>
-          <w:b w:val="0"/>
-          <w:i w:val="0"/>
-          <w:color w:val="000000"/>
-          <w:sz w:val="24"/>
-        </w:rPr>
-        <w:hyperlink r:id="rId11" w:history="1">
-          <w:r>
-            <w:rPr>
-              <w:rStyle w:val="Hyperlink"/>
-            </w:rPr>
-            <w:t>rch w</w:t>
-          </w:r>
-        </w:hyperlink>
-      </w:r>
-      <w:r>
-        <w:rPr>
-          <w:rFonts w:ascii="Charis SIL Regular" w:hAnsi="Charis SIL Regular" w:eastAsia="Charis SIL Regular"/>
-          <w:b w:val="0"/>
-          <w:i w:val="0"/>
-          <w:color w:val="000000"/>
-          <w:sz w:val="24"/>
-        </w:rPr>
-        <w:t xml:space="preserve">ill be </w:t>
+        <w:t xml:space="preserve"> will suffice to reveal a problematic provenance but often extensive research will be </w:t>
       </w:r>
       <w:r>
         <w:rPr>

--- a/EXPORTS/DOCX/published/niveau1/English/SelectAndDelineate.docx
+++ b/EXPORTS/DOCX/published/niveau1/English/SelectAndDelineate.docx
@@ -391,39 +391,13 @@
       </w:r>
       <w:r>
         <w:rPr>
-          <w:u w:val="single" w:color="0000ff"/>
           <w:rFonts w:ascii="Charis SIL Regular" w:hAnsi="Charis SIL Regular" w:eastAsia="Charis SIL Regular"/>
           <w:b w:val="0"/>
           <w:i w:val="0"/>
           <w:color w:val="000000"/>
           <w:sz w:val="24"/>
         </w:rPr>
-        <w:hyperlink r:id="rId9" w:history="1">
-          <w:r>
-            <w:rPr>
-              <w:rStyle w:val="Hyperlink"/>
-            </w:rPr>
-            <w:t>l</w:t>
-          </w:r>
-        </w:hyperlink>
-      </w:r>
-      <w:r>
-        <w:rPr>
-          <w:u w:val="single" w:color="0000ff"/>
-          <w:rFonts w:ascii="Charis SIL Regular" w:hAnsi="Charis SIL Regular" w:eastAsia="Charis SIL Regular"/>
-          <w:b w:val="0"/>
-          <w:i w:val="0"/>
-          <w:color w:val="000000"/>
-          <w:sz w:val="24"/>
-        </w:rPr>
-        <w:hyperlink r:id="rId9" w:history="1">
-          <w:r>
-            <w:rPr>
-              <w:rStyle w:val="Hyperlink"/>
-            </w:rPr>
-            <w:t>d like to kn</w:t>
-          </w:r>
-        </w:hyperlink>
+        <w:t>ld like to kn</w:t>
       </w:r>
       <w:r>
         <w:rPr>

--- a/EXPORTS/DOCX/published/niveau1/English/SelectAndDelineate.docx
+++ b/EXPORTS/DOCX/published/niveau1/English/SelectAndDelineate.docx
@@ -337,67 +337,13 @@
       </w:r>
       <w:r>
         <w:rPr>
-          <w:u w:val="single" w:color="0000ff"/>
           <w:rFonts w:ascii="Charis SIL Regular" w:hAnsi="Charis SIL Regular" w:eastAsia="Charis SIL Regular"/>
           <w:b w:val="0"/>
           <w:i w:val="0"/>
           <w:color w:val="000000"/>
           <w:sz w:val="24"/>
         </w:rPr>
-        <w:hyperlink r:id="rId9" w:history="1">
-          <w:r>
-            <w:rPr>
-              <w:rStyle w:val="Hyperlink"/>
-            </w:rPr>
-            <w:t>contacts</w:t>
-          </w:r>
-        </w:hyperlink>
-      </w:r>
-      <w:r>
-        <w:rPr>
-          <w:u w:val="single" w:color="0000ff"/>
-          <w:rFonts w:ascii="Charis SIL Regular" w:hAnsi="Charis SIL Regular" w:eastAsia="Charis SIL Regular"/>
-          <w:b w:val="0"/>
-          <w:i w:val="0"/>
-          <w:color w:val="000000"/>
-          <w:sz w:val="24"/>
-        </w:rPr>
-        <w:hyperlink r:id="rId9" w:history="1">
-          <w:r>
-            <w:rPr>
-              <w:rStyle w:val="Hyperlink"/>
-            </w:rPr>
-            <w:t>.</w:t>
-          </w:r>
-        </w:hyperlink>
-      </w:r>
-      <w:r>
-        <w:rPr>
-          <w:u w:val="single" w:color="0000ff"/>
-          <w:rFonts w:ascii="Charis SIL Regular" w:hAnsi="Charis SIL Regular" w:eastAsia="Charis SIL Regular"/>
-          <w:b w:val="0"/>
-          <w:i w:val="0"/>
-          <w:color w:val="000000"/>
-          <w:sz w:val="24"/>
-        </w:rPr>
-        <w:hyperlink r:id="rId9" w:history="1">
-          <w:r>
-            <w:rPr>
-              <w:rStyle w:val="Hyperlink"/>
-            </w:rPr>
-            <w:t xml:space="preserve"> If you wou</w:t>
-          </w:r>
-        </w:hyperlink>
-      </w:r>
-      <w:r>
-        <w:rPr>
-          <w:rFonts w:ascii="Charis SIL Regular" w:hAnsi="Charis SIL Regular" w:eastAsia="Charis SIL Regular"/>
-          <w:b w:val="0"/>
-          <w:i w:val="0"/>
-          <w:color w:val="000000"/>
-          <w:sz w:val="24"/>
-        </w:rPr>
-        <w:t>ld like to kn</w:t>
+        <w:t>contacts. If you would like to kn</w:t>
       </w:r>
       <w:r>
         <w:rPr>

--- a/EXPORTS/DOCX/published/niveau1/English/SelectAndDelineate.docx
+++ b/EXPORTS/DOCX/published/niveau1/English/SelectAndDelineate.docx
@@ -337,13 +337,93 @@
       </w:r>
       <w:r>
         <w:rPr>
+          <w:u w:val="single" w:color="0000ff"/>
           <w:rFonts w:ascii="Charis SIL Regular" w:hAnsi="Charis SIL Regular" w:eastAsia="Charis SIL Regular"/>
           <w:b w:val="0"/>
           <w:i w:val="0"/>
           <w:color w:val="000000"/>
           <w:sz w:val="24"/>
         </w:rPr>
-        <w:t>contacts. If you would like to kn</w:t>
+        <w:hyperlink r:id="rId9" w:history="1">
+          <w:r>
+            <w:rPr>
+              <w:rStyle w:val="Hyperlink"/>
+            </w:rPr>
+            <w:t>contacts</w:t>
+          </w:r>
+        </w:hyperlink>
+      </w:r>
+      <w:r>
+        <w:rPr>
+          <w:u w:val="single" w:color="0000ff"/>
+          <w:rFonts w:ascii="Charis SIL Regular" w:hAnsi="Charis SIL Regular" w:eastAsia="Charis SIL Regular"/>
+          <w:b w:val="0"/>
+          <w:i w:val="0"/>
+          <w:color w:val="000000"/>
+          <w:sz w:val="24"/>
+        </w:rPr>
+        <w:hyperlink r:id="rId9" w:history="1">
+          <w:r>
+            <w:rPr>
+              <w:rStyle w:val="Hyperlink"/>
+            </w:rPr>
+            <w:t>.</w:t>
+          </w:r>
+        </w:hyperlink>
+      </w:r>
+      <w:r>
+        <w:rPr>
+          <w:u w:val="single" w:color="0000ff"/>
+          <w:rFonts w:ascii="Charis SIL Regular" w:hAnsi="Charis SIL Regular" w:eastAsia="Charis SIL Regular"/>
+          <w:b w:val="0"/>
+          <w:i w:val="0"/>
+          <w:color w:val="000000"/>
+          <w:sz w:val="24"/>
+        </w:rPr>
+        <w:hyperlink r:id="rId9" w:history="1">
+          <w:r>
+            <w:rPr>
+              <w:rStyle w:val="Hyperlink"/>
+            </w:rPr>
+            <w:t xml:space="preserve"> If you wou</w:t>
+          </w:r>
+        </w:hyperlink>
+      </w:r>
+      <w:r>
+        <w:rPr>
+          <w:u w:val="single" w:color="0000ff"/>
+          <w:rFonts w:ascii="Charis SIL Regular" w:hAnsi="Charis SIL Regular" w:eastAsia="Charis SIL Regular"/>
+          <w:b w:val="0"/>
+          <w:i w:val="0"/>
+          <w:color w:val="000000"/>
+          <w:sz w:val="24"/>
+        </w:rPr>
+        <w:hyperlink r:id="rId9" w:history="1">
+          <w:r>
+            <w:rPr>
+              <w:rStyle w:val="Hyperlink"/>
+            </w:rPr>
+            <w:t>l</w:t>
+          </w:r>
+        </w:hyperlink>
+      </w:r>
+      <w:r>
+        <w:rPr>
+          <w:u w:val="single" w:color="0000ff"/>
+          <w:rFonts w:ascii="Charis SIL Regular" w:hAnsi="Charis SIL Regular" w:eastAsia="Charis SIL Regular"/>
+          <w:b w:val="0"/>
+          <w:i w:val="0"/>
+          <w:color w:val="000000"/>
+          <w:sz w:val="24"/>
+        </w:rPr>
+        <w:hyperlink r:id="rId9" w:history="1">
+          <w:r>
+            <w:rPr>
+              <w:rStyle w:val="Hyperlink"/>
+            </w:rPr>
+            <w:t>d like to kn</w:t>
+          </w:r>
+        </w:hyperlink>
       </w:r>
       <w:r>
         <w:rPr>
@@ -575,7 +655,35 @@
           <w:color w:val="000000"/>
           <w:sz w:val="24"/>
         </w:rPr>
-        <w:t xml:space="preserve"> will suffice to reveal a problematic provenance but often extensive research will be </w:t>
+        <w:t xml:space="preserve"> will suffice to reveal a problematic provenance but often extensive resea</w:t>
+      </w:r>
+      <w:r>
+        <w:rPr>
+          <w:u w:val="single" w:color="0000ff"/>
+          <w:rFonts w:ascii="Charis SIL Regular" w:hAnsi="Charis SIL Regular" w:eastAsia="Charis SIL Regular"/>
+          <w:b w:val="0"/>
+          <w:i w:val="0"/>
+          <w:color w:val="000000"/>
+          <w:sz w:val="24"/>
+        </w:rPr>
+        <w:hyperlink r:id="rId11" w:history="1">
+          <w:r>
+            <w:rPr>
+              <w:rStyle w:val="Hyperlink"/>
+            </w:rPr>
+            <w:t>rch w</w:t>
+          </w:r>
+        </w:hyperlink>
+      </w:r>
+      <w:r>
+        <w:rPr>
+          <w:rFonts w:ascii="Charis SIL Regular" w:hAnsi="Charis SIL Regular" w:eastAsia="Charis SIL Regular"/>
+          <w:b w:val="0"/>
+          <w:i w:val="0"/>
+          <w:color w:val="000000"/>
+          <w:sz w:val="24"/>
+        </w:rPr>
+        <w:t xml:space="preserve">ill be </w:t>
       </w:r>
       <w:r>
         <w:rPr>

--- a/EXPORTS/DOCX/published/niveau1/English/SelectAndDelineate.docx
+++ b/EXPORTS/DOCX/published/niveau1/English/SelectAndDelineate.docx
@@ -398,32 +398,7 @@
           <w:color w:val="000000"/>
           <w:sz w:val="24"/>
         </w:rPr>
-        <w:hyperlink r:id="rId9" w:history="1">
-          <w:r>
-            <w:rPr>
-              <w:rStyle w:val="Hyperlink"/>
-            </w:rPr>
-            <w:t>l</w:t>
-          </w:r>
-        </w:hyperlink>
-      </w:r>
-      <w:r>
-        <w:rPr>
-          <w:u w:val="single" w:color="0000ff"/>
-          <w:rFonts w:ascii="Charis SIL Regular" w:hAnsi="Charis SIL Regular" w:eastAsia="Charis SIL Regular"/>
-          <w:b w:val="0"/>
-          <w:i w:val="0"/>
-          <w:color w:val="000000"/>
-          <w:sz w:val="24"/>
-        </w:rPr>
-        <w:hyperlink r:id="rId9" w:history="1">
-          <w:r>
-            <w:rPr>
-              <w:rStyle w:val="Hyperlink"/>
-            </w:rPr>
-            <w:t>d like to kn</w:t>
-          </w:r>
-        </w:hyperlink>
+        <w:t>ld like to kn</w:t>
       </w:r>
       <w:r>
         <w:rPr>

--- a/EXPORTS/DOCX/published/niveau1/English/SelectAndDelineate.docx
+++ b/EXPORTS/DOCX/published/niveau1/English/SelectAndDelineate.docx
@@ -398,7 +398,32 @@
           <w:color w:val="000000"/>
           <w:sz w:val="24"/>
         </w:rPr>
-        <w:t>ld like to kn</w:t>
+        <w:hyperlink r:id="rId9" w:history="1">
+          <w:r>
+            <w:rPr>
+              <w:rStyle w:val="Hyperlink"/>
+            </w:rPr>
+            <w:t>l</w:t>
+          </w:r>
+        </w:hyperlink>
+      </w:r>
+      <w:r>
+        <w:rPr>
+          <w:u w:val="single" w:color="0000ff"/>
+          <w:rFonts w:ascii="Charis SIL Regular" w:hAnsi="Charis SIL Regular" w:eastAsia="Charis SIL Regular"/>
+          <w:b w:val="0"/>
+          <w:i w:val="0"/>
+          <w:color w:val="000000"/>
+          <w:sz w:val="24"/>
+        </w:rPr>
+        <w:hyperlink r:id="rId9" w:history="1">
+          <w:r>
+            <w:rPr>
+              <w:rStyle w:val="Hyperlink"/>
+            </w:rPr>
+            <w:t>d like to kn</w:t>
+          </w:r>
+        </w:hyperlink>
       </w:r>
       <w:r>
         <w:rPr>

--- a/EXPORTS/DOCX/published/niveau1/English/SelectAndDelineate.docx
+++ b/EXPORTS/DOCX/published/niveau1/English/SelectAndDelineate.docx
@@ -409,21 +409,13 @@
       </w:r>
       <w:r>
         <w:rPr>
-          <w:u w:val="single" w:color="0000ff"/>
           <w:rFonts w:ascii="Charis SIL Regular" w:hAnsi="Charis SIL Regular" w:eastAsia="Charis SIL Regular"/>
           <w:b w:val="0"/>
           <w:i w:val="0"/>
           <w:color w:val="000000"/>
           <w:sz w:val="24"/>
         </w:rPr>
-        <w:hyperlink r:id="rId9" w:history="1">
-          <w:r>
-            <w:rPr>
-              <w:rStyle w:val="Hyperlink"/>
-            </w:rPr>
-            <w:t>d like to kn</w:t>
-          </w:r>
-        </w:hyperlink>
+        <w:t>d like to kn</w:t>
       </w:r>
       <w:r>
         <w:rPr>

--- a/EXPORTS/DOCX/published/niveau1/English/SelectAndDelineate.docx
+++ b/EXPORTS/DOCX/published/niveau1/English/SelectAndDelineate.docx
@@ -398,24 +398,7 @@
           <w:color w:val="000000"/>
           <w:sz w:val="24"/>
         </w:rPr>
-        <w:hyperlink r:id="rId9" w:history="1">
-          <w:r>
-            <w:rPr>
-              <w:rStyle w:val="Hyperlink"/>
-            </w:rPr>
-            <w:t>l</w:t>
-          </w:r>
-        </w:hyperlink>
-      </w:r>
-      <w:r>
-        <w:rPr>
-          <w:rFonts w:ascii="Charis SIL Regular" w:hAnsi="Charis SIL Regular" w:eastAsia="Charis SIL Regular"/>
-          <w:b w:val="0"/>
-          <w:i w:val="0"/>
-          <w:color w:val="000000"/>
-          <w:sz w:val="24"/>
-        </w:rPr>
-        <w:t>d like to kn</w:t>
+        <w:t>ld like to kn</w:t>
       </w:r>
       <w:r>
         <w:rPr>
@@ -647,7 +630,28 @@
           <w:color w:val="000000"/>
           <w:sz w:val="24"/>
         </w:rPr>
-        <w:t xml:space="preserve"> will suffice to reveal a problematic provenance but often extensive research will be </w:t>
+        <w:t xml:space="preserve"> will suffice to reveal a problematic provenance but often extensive resea</w:t>
+      </w:r>
+      <w:r>
+        <w:rPr>
+          <w:u w:val="single" w:color="0000ff"/>
+          <w:rFonts w:ascii="Charis SIL Regular" w:hAnsi="Charis SIL Regular" w:eastAsia="Charis SIL Regular"/>
+          <w:b w:val="0"/>
+          <w:i w:val="0"/>
+          <w:color w:val="000000"/>
+          <w:sz w:val="24"/>
+        </w:rPr>
+        <w:t>rch w</w:t>
+      </w:r>
+      <w:r>
+        <w:rPr>
+          <w:rFonts w:ascii="Charis SIL Regular" w:hAnsi="Charis SIL Regular" w:eastAsia="Charis SIL Regular"/>
+          <w:b w:val="0"/>
+          <w:i w:val="0"/>
+          <w:color w:val="000000"/>
+          <w:sz w:val="24"/>
+        </w:rPr>
+        <w:t xml:space="preserve">ill be </w:t>
       </w:r>
       <w:r>
         <w:rPr>

--- a/EXPORTS/DOCX/published/niveau1/English/SelectAndDelineate.docx
+++ b/EXPORTS/DOCX/published/niveau1/English/SelectAndDelineate.docx
@@ -398,7 +398,32 @@
           <w:color w:val="000000"/>
           <w:sz w:val="24"/>
         </w:rPr>
-        <w:t>ld like to kn</w:t>
+        <w:hyperlink r:id="rId9" w:history="1">
+          <w:r>
+            <w:rPr>
+              <w:rStyle w:val="Hyperlink"/>
+            </w:rPr>
+            <w:t>l</w:t>
+          </w:r>
+        </w:hyperlink>
+      </w:r>
+      <w:r>
+        <w:rPr>
+          <w:u w:val="single" w:color="0000ff"/>
+          <w:rFonts w:ascii="Charis SIL Regular" w:hAnsi="Charis SIL Regular" w:eastAsia="Charis SIL Regular"/>
+          <w:b w:val="0"/>
+          <w:i w:val="0"/>
+          <w:color w:val="000000"/>
+          <w:sz w:val="24"/>
+        </w:rPr>
+        <w:hyperlink r:id="rId9" w:history="1">
+          <w:r>
+            <w:rPr>
+              <w:rStyle w:val="Hyperlink"/>
+            </w:rPr>
+            <w:t>d like to kn</w:t>
+          </w:r>
+        </w:hyperlink>
       </w:r>
       <w:r>
         <w:rPr>
@@ -641,7 +666,14 @@
           <w:color w:val="000000"/>
           <w:sz w:val="24"/>
         </w:rPr>
-        <w:t>rch w</w:t>
+        <w:hyperlink r:id="rId11" w:history="1">
+          <w:r>
+            <w:rPr>
+              <w:rStyle w:val="Hyperlink"/>
+            </w:rPr>
+            <w:t>rch w</w:t>
+          </w:r>
+        </w:hyperlink>
       </w:r>
       <w:r>
         <w:rPr>

--- a/EXPORTS/DOCX/published/niveau1/English/SelectAndDelineate.docx
+++ b/EXPORTS/DOCX/published/niveau1/English/SelectAndDelineate.docx
@@ -337,93 +337,13 @@
       </w:r>
       <w:r>
         <w:rPr>
-          <w:u w:val="single" w:color="0000ff"/>
           <w:rFonts w:ascii="Charis SIL Regular" w:hAnsi="Charis SIL Regular" w:eastAsia="Charis SIL Regular"/>
           <w:b w:val="0"/>
           <w:i w:val="0"/>
           <w:color w:val="000000"/>
           <w:sz w:val="24"/>
         </w:rPr>
-        <w:hyperlink r:id="rId9" w:history="1">
-          <w:r>
-            <w:rPr>
-              <w:rStyle w:val="Hyperlink"/>
-            </w:rPr>
-            <w:t>contacts</w:t>
-          </w:r>
-        </w:hyperlink>
-      </w:r>
-      <w:r>
-        <w:rPr>
-          <w:u w:val="single" w:color="0000ff"/>
-          <w:rFonts w:ascii="Charis SIL Regular" w:hAnsi="Charis SIL Regular" w:eastAsia="Charis SIL Regular"/>
-          <w:b w:val="0"/>
-          <w:i w:val="0"/>
-          <w:color w:val="000000"/>
-          <w:sz w:val="24"/>
-        </w:rPr>
-        <w:hyperlink r:id="rId9" w:history="1">
-          <w:r>
-            <w:rPr>
-              <w:rStyle w:val="Hyperlink"/>
-            </w:rPr>
-            <w:t>.</w:t>
-          </w:r>
-        </w:hyperlink>
-      </w:r>
-      <w:r>
-        <w:rPr>
-          <w:u w:val="single" w:color="0000ff"/>
-          <w:rFonts w:ascii="Charis SIL Regular" w:hAnsi="Charis SIL Regular" w:eastAsia="Charis SIL Regular"/>
-          <w:b w:val="0"/>
-          <w:i w:val="0"/>
-          <w:color w:val="000000"/>
-          <w:sz w:val="24"/>
-        </w:rPr>
-        <w:hyperlink r:id="rId9" w:history="1">
-          <w:r>
-            <w:rPr>
-              <w:rStyle w:val="Hyperlink"/>
-            </w:rPr>
-            <w:t xml:space="preserve"> If you wou</w:t>
-          </w:r>
-        </w:hyperlink>
-      </w:r>
-      <w:r>
-        <w:rPr>
-          <w:u w:val="single" w:color="0000ff"/>
-          <w:rFonts w:ascii="Charis SIL Regular" w:hAnsi="Charis SIL Regular" w:eastAsia="Charis SIL Regular"/>
-          <w:b w:val="0"/>
-          <w:i w:val="0"/>
-          <w:color w:val="000000"/>
-          <w:sz w:val="24"/>
-        </w:rPr>
-        <w:hyperlink r:id="rId9" w:history="1">
-          <w:r>
-            <w:rPr>
-              <w:rStyle w:val="Hyperlink"/>
-            </w:rPr>
-            <w:t>l</w:t>
-          </w:r>
-        </w:hyperlink>
-      </w:r>
-      <w:r>
-        <w:rPr>
-          <w:u w:val="single" w:color="0000ff"/>
-          <w:rFonts w:ascii="Charis SIL Regular" w:hAnsi="Charis SIL Regular" w:eastAsia="Charis SIL Regular"/>
-          <w:b w:val="0"/>
-          <w:i w:val="0"/>
-          <w:color w:val="000000"/>
-          <w:sz w:val="24"/>
-        </w:rPr>
-        <w:hyperlink r:id="rId9" w:history="1">
-          <w:r>
-            <w:rPr>
-              <w:rStyle w:val="Hyperlink"/>
-            </w:rPr>
-            <w:t>d like to kn</w:t>
-          </w:r>
-        </w:hyperlink>
+        <w:t>contacts. If you would like to kn</w:t>
       </w:r>
       <w:r>
         <w:rPr>
@@ -666,14 +586,7 @@
           <w:color w:val="000000"/>
           <w:sz w:val="24"/>
         </w:rPr>
-        <w:hyperlink r:id="rId11" w:history="1">
-          <w:r>
-            <w:rPr>
-              <w:rStyle w:val="Hyperlink"/>
-            </w:rPr>
-            <w:t>rch w</w:t>
-          </w:r>
-        </w:hyperlink>
+        <w:t>rch w</w:t>
       </w:r>
       <w:r>
         <w:rPr>

--- a/EXPORTS/DOCX/published/niveau1/English/SelectAndDelineate.docx
+++ b/EXPORTS/DOCX/published/niveau1/English/SelectAndDelineate.docx
@@ -337,13 +337,93 @@
       </w:r>
       <w:r>
         <w:rPr>
+          <w:u w:val="single" w:color="0000ff"/>
           <w:rFonts w:ascii="Charis SIL Regular" w:hAnsi="Charis SIL Regular" w:eastAsia="Charis SIL Regular"/>
           <w:b w:val="0"/>
           <w:i w:val="0"/>
           <w:color w:val="000000"/>
           <w:sz w:val="24"/>
         </w:rPr>
-        <w:t>contacts. If you would like to kn</w:t>
+        <w:hyperlink r:id="rId9" w:history="1">
+          <w:r>
+            <w:rPr>
+              <w:rStyle w:val="Hyperlink"/>
+            </w:rPr>
+            <w:t>contacts</w:t>
+          </w:r>
+        </w:hyperlink>
+      </w:r>
+      <w:r>
+        <w:rPr>
+          <w:u w:val="single" w:color="0000ff"/>
+          <w:rFonts w:ascii="Charis SIL Regular" w:hAnsi="Charis SIL Regular" w:eastAsia="Charis SIL Regular"/>
+          <w:b w:val="0"/>
+          <w:i w:val="0"/>
+          <w:color w:val="000000"/>
+          <w:sz w:val="24"/>
+        </w:rPr>
+        <w:hyperlink r:id="rId9" w:history="1">
+          <w:r>
+            <w:rPr>
+              <w:rStyle w:val="Hyperlink"/>
+            </w:rPr>
+            <w:t>.</w:t>
+          </w:r>
+        </w:hyperlink>
+      </w:r>
+      <w:r>
+        <w:rPr>
+          <w:u w:val="single" w:color="0000ff"/>
+          <w:rFonts w:ascii="Charis SIL Regular" w:hAnsi="Charis SIL Regular" w:eastAsia="Charis SIL Regular"/>
+          <w:b w:val="0"/>
+          <w:i w:val="0"/>
+          <w:color w:val="000000"/>
+          <w:sz w:val="24"/>
+        </w:rPr>
+        <w:hyperlink r:id="rId9" w:history="1">
+          <w:r>
+            <w:rPr>
+              <w:rStyle w:val="Hyperlink"/>
+            </w:rPr>
+            <w:t xml:space="preserve"> If you wou</w:t>
+          </w:r>
+        </w:hyperlink>
+      </w:r>
+      <w:r>
+        <w:rPr>
+          <w:u w:val="single" w:color="0000ff"/>
+          <w:rFonts w:ascii="Charis SIL Regular" w:hAnsi="Charis SIL Regular" w:eastAsia="Charis SIL Regular"/>
+          <w:b w:val="0"/>
+          <w:i w:val="0"/>
+          <w:color w:val="000000"/>
+          <w:sz w:val="24"/>
+        </w:rPr>
+        <w:hyperlink r:id="rId9" w:history="1">
+          <w:r>
+            <w:rPr>
+              <w:rStyle w:val="Hyperlink"/>
+            </w:rPr>
+            <w:t>l</w:t>
+          </w:r>
+        </w:hyperlink>
+      </w:r>
+      <w:r>
+        <w:rPr>
+          <w:u w:val="single" w:color="0000ff"/>
+          <w:rFonts w:ascii="Charis SIL Regular" w:hAnsi="Charis SIL Regular" w:eastAsia="Charis SIL Regular"/>
+          <w:b w:val="0"/>
+          <w:i w:val="0"/>
+          <w:color w:val="000000"/>
+          <w:sz w:val="24"/>
+        </w:rPr>
+        <w:hyperlink r:id="rId9" w:history="1">
+          <w:r>
+            <w:rPr>
+              <w:rStyle w:val="Hyperlink"/>
+            </w:rPr>
+            <w:t>d like to kn</w:t>
+          </w:r>
+        </w:hyperlink>
       </w:r>
       <w:r>
         <w:rPr>
@@ -586,7 +666,14 @@
           <w:color w:val="000000"/>
           <w:sz w:val="24"/>
         </w:rPr>
-        <w:t>rch w</w:t>
+        <w:hyperlink r:id="rId11" w:history="1">
+          <w:r>
+            <w:rPr>
+              <w:rStyle w:val="Hyperlink"/>
+            </w:rPr>
+            <w:t>rch w</w:t>
+          </w:r>
+        </w:hyperlink>
       </w:r>
       <w:r>
         <w:rPr>

--- a/EXPORTS/DOCX/published/niveau1/English/SelectAndDelineate.docx
+++ b/EXPORTS/DOCX/published/niveau1/English/SelectAndDelineate.docx
@@ -380,7 +380,25 @@
           <w:color w:val="000000"/>
           <w:sz w:val="24"/>
         </w:rPr>
-        <w:t xml:space="preserve"> If you would like to kn</w:t>
+        <w:hyperlink r:id="rId9" w:history="1">
+          <w:r>
+            <w:rPr>
+              <w:rStyle w:val="Hyperlink"/>
+            </w:rPr>
+            <w:t xml:space="preserve"> If you wou</w:t>
+          </w:r>
+        </w:hyperlink>
+      </w:r>
+      <w:r>
+        <w:rPr>
+          <w:u w:val="single" w:color="0000ff"/>
+          <w:rFonts w:ascii="Charis SIL Regular" w:hAnsi="Charis SIL Regular" w:eastAsia="Charis SIL Regular"/>
+          <w:b w:val="0"/>
+          <w:i w:val="0"/>
+          <w:color w:val="000000"/>
+          <w:sz w:val="24"/>
+        </w:rPr>
+        <w:t>ld like to kn</w:t>
       </w:r>
       <w:r>
         <w:rPr>

--- a/EXPORTS/DOCX/published/niveau1/English/SelectAndDelineate.docx
+++ b/EXPORTS/DOCX/published/niveau1/English/SelectAndDelineate.docx
@@ -416,14 +416,7 @@
           <w:color w:val="000000"/>
           <w:sz w:val="24"/>
         </w:rPr>
-        <w:hyperlink r:id="rId9" w:history="1">
-          <w:r>
-            <w:rPr>
-              <w:rStyle w:val="Hyperlink"/>
-            </w:rPr>
-            <w:t>d like to kn</w:t>
-          </w:r>
-        </w:hyperlink>
+        <w:t>d like to kn</w:t>
       </w:r>
       <w:r>
         <w:rPr>
@@ -655,35 +648,7 @@
           <w:color w:val="000000"/>
           <w:sz w:val="24"/>
         </w:rPr>
-        <w:t xml:space="preserve"> will suffice to reveal a problematic provenance but often extensive resea</w:t>
-      </w:r>
-      <w:r>
-        <w:rPr>
-          <w:u w:val="single" w:color="0000ff"/>
-          <w:rFonts w:ascii="Charis SIL Regular" w:hAnsi="Charis SIL Regular" w:eastAsia="Charis SIL Regular"/>
-          <w:b w:val="0"/>
-          <w:i w:val="0"/>
-          <w:color w:val="000000"/>
-          <w:sz w:val="24"/>
-        </w:rPr>
-        <w:hyperlink r:id="rId11" w:history="1">
-          <w:r>
-            <w:rPr>
-              <w:rStyle w:val="Hyperlink"/>
-            </w:rPr>
-            <w:t>rch w</w:t>
-          </w:r>
-        </w:hyperlink>
-      </w:r>
-      <w:r>
-        <w:rPr>
-          <w:rFonts w:ascii="Charis SIL Regular" w:hAnsi="Charis SIL Regular" w:eastAsia="Charis SIL Regular"/>
-          <w:b w:val="0"/>
-          <w:i w:val="0"/>
-          <w:color w:val="000000"/>
-          <w:sz w:val="24"/>
-        </w:rPr>
-        <w:t xml:space="preserve">ill be </w:t>
+        <w:t xml:space="preserve"> will suffice to reveal a problematic provenance but often extensive research will be </w:t>
       </w:r>
       <w:r>
         <w:rPr>

--- a/EXPORTS/DOCX/published/niveau1/English/SelectAndDelineate.docx
+++ b/EXPORTS/DOCX/published/niveau1/English/SelectAndDelineate.docx
@@ -398,25 +398,7 @@
           <w:color w:val="000000"/>
           <w:sz w:val="24"/>
         </w:rPr>
-        <w:hyperlink r:id="rId9" w:history="1">
-          <w:r>
-            <w:rPr>
-              <w:rStyle w:val="Hyperlink"/>
-            </w:rPr>
-            <w:t>l</w:t>
-          </w:r>
-        </w:hyperlink>
-      </w:r>
-      <w:r>
-        <w:rPr>
-          <w:u w:val="single" w:color="0000ff"/>
-          <w:rFonts w:ascii="Charis SIL Regular" w:hAnsi="Charis SIL Regular" w:eastAsia="Charis SIL Regular"/>
-          <w:b w:val="0"/>
-          <w:i w:val="0"/>
-          <w:color w:val="000000"/>
-          <w:sz w:val="24"/>
-        </w:rPr>
-        <w:t>d like to kn</w:t>
+        <w:t>ld like to kn</w:t>
       </w:r>
       <w:r>
         <w:rPr>

--- a/EXPORTS/DOCX/published/niveau1/English/SelectAndDelineate.docx
+++ b/EXPORTS/DOCX/published/niveau1/English/SelectAndDelineate.docx
@@ -398,7 +398,32 @@
           <w:color w:val="000000"/>
           <w:sz w:val="24"/>
         </w:rPr>
-        <w:t>ld like to kn</w:t>
+        <w:hyperlink r:id="rId9" w:history="1">
+          <w:r>
+            <w:rPr>
+              <w:rStyle w:val="Hyperlink"/>
+            </w:rPr>
+            <w:t>l</w:t>
+          </w:r>
+        </w:hyperlink>
+      </w:r>
+      <w:r>
+        <w:rPr>
+          <w:u w:val="single" w:color="0000ff"/>
+          <w:rFonts w:ascii="Charis SIL Regular" w:hAnsi="Charis SIL Regular" w:eastAsia="Charis SIL Regular"/>
+          <w:b w:val="0"/>
+          <w:i w:val="0"/>
+          <w:color w:val="000000"/>
+          <w:sz w:val="24"/>
+        </w:rPr>
+        <w:hyperlink r:id="rId9" w:history="1">
+          <w:r>
+            <w:rPr>
+              <w:rStyle w:val="Hyperlink"/>
+            </w:rPr>
+            <w:t>d like to kn</w:t>
+          </w:r>
+        </w:hyperlink>
       </w:r>
       <w:r>
         <w:rPr>
@@ -630,7 +655,35 @@
           <w:color w:val="000000"/>
           <w:sz w:val="24"/>
         </w:rPr>
-        <w:t xml:space="preserve"> will suffice to reveal a problematic provenance but often extensive research will be </w:t>
+        <w:t xml:space="preserve"> will suffice to reveal a problematic provenance but often extensive resea</w:t>
+      </w:r>
+      <w:r>
+        <w:rPr>
+          <w:u w:val="single" w:color="0000ff"/>
+          <w:rFonts w:ascii="Charis SIL Regular" w:hAnsi="Charis SIL Regular" w:eastAsia="Charis SIL Regular"/>
+          <w:b w:val="0"/>
+          <w:i w:val="0"/>
+          <w:color w:val="000000"/>
+          <w:sz w:val="24"/>
+        </w:rPr>
+        <w:hyperlink r:id="rId11" w:history="1">
+          <w:r>
+            <w:rPr>
+              <w:rStyle w:val="Hyperlink"/>
+            </w:rPr>
+            <w:t>rch w</w:t>
+          </w:r>
+        </w:hyperlink>
+      </w:r>
+      <w:r>
+        <w:rPr>
+          <w:rFonts w:ascii="Charis SIL Regular" w:hAnsi="Charis SIL Regular" w:eastAsia="Charis SIL Regular"/>
+          <w:b w:val="0"/>
+          <w:i w:val="0"/>
+          <w:color w:val="000000"/>
+          <w:sz w:val="24"/>
+        </w:rPr>
+        <w:t xml:space="preserve">ill be </w:t>
       </w:r>
       <w:r>
         <w:rPr>

--- a/EXPORTS/DOCX/published/niveau1/English/SelectAndDelineate.docx
+++ b/EXPORTS/DOCX/published/niveau1/English/SelectAndDelineate.docx
@@ -373,57 +373,13 @@
       </w:r>
       <w:r>
         <w:rPr>
-          <w:u w:val="single" w:color="0000ff"/>
           <w:rFonts w:ascii="Charis SIL Regular" w:hAnsi="Charis SIL Regular" w:eastAsia="Charis SIL Regular"/>
           <w:b w:val="0"/>
           <w:i w:val="0"/>
           <w:color w:val="000000"/>
           <w:sz w:val="24"/>
         </w:rPr>
-        <w:hyperlink r:id="rId9" w:history="1">
-          <w:r>
-            <w:rPr>
-              <w:rStyle w:val="Hyperlink"/>
-            </w:rPr>
-            <w:t xml:space="preserve"> If you wou</w:t>
-          </w:r>
-        </w:hyperlink>
-      </w:r>
-      <w:r>
-        <w:rPr>
-          <w:u w:val="single" w:color="0000ff"/>
-          <w:rFonts w:ascii="Charis SIL Regular" w:hAnsi="Charis SIL Regular" w:eastAsia="Charis SIL Regular"/>
-          <w:b w:val="0"/>
-          <w:i w:val="0"/>
-          <w:color w:val="000000"/>
-          <w:sz w:val="24"/>
-        </w:rPr>
-        <w:hyperlink r:id="rId9" w:history="1">
-          <w:r>
-            <w:rPr>
-              <w:rStyle w:val="Hyperlink"/>
-            </w:rPr>
-            <w:t>l</w:t>
-          </w:r>
-        </w:hyperlink>
-      </w:r>
-      <w:r>
-        <w:rPr>
-          <w:u w:val="single" w:color="0000ff"/>
-          <w:rFonts w:ascii="Charis SIL Regular" w:hAnsi="Charis SIL Regular" w:eastAsia="Charis SIL Regular"/>
-          <w:b w:val="0"/>
-          <w:i w:val="0"/>
-          <w:color w:val="000000"/>
-          <w:sz w:val="24"/>
-        </w:rPr>
-        <w:hyperlink r:id="rId9" w:history="1">
-          <w:r>
-            <w:rPr>
-              <w:rStyle w:val="Hyperlink"/>
-            </w:rPr>
-            <w:t>d like to kn</w:t>
-          </w:r>
-        </w:hyperlink>
+        <w:t xml:space="preserve"> If you would like to kn</w:t>
       </w:r>
       <w:r>
         <w:rPr>

--- a/EXPORTS/DOCX/published/niveau1/English/SelectAndDelineate.docx
+++ b/EXPORTS/DOCX/published/niveau1/English/SelectAndDelineate.docx
@@ -373,13 +373,57 @@
       </w:r>
       <w:r>
         <w:rPr>
+          <w:u w:val="single" w:color="0000ff"/>
           <w:rFonts w:ascii="Charis SIL Regular" w:hAnsi="Charis SIL Regular" w:eastAsia="Charis SIL Regular"/>
           <w:b w:val="0"/>
           <w:i w:val="0"/>
           <w:color w:val="000000"/>
           <w:sz w:val="24"/>
         </w:rPr>
-        <w:t xml:space="preserve"> If you would like to kn</w:t>
+        <w:hyperlink r:id="rId9" w:history="1">
+          <w:r>
+            <w:rPr>
+              <w:rStyle w:val="Hyperlink"/>
+            </w:rPr>
+            <w:t xml:space="preserve"> If you wou</w:t>
+          </w:r>
+        </w:hyperlink>
+      </w:r>
+      <w:r>
+        <w:rPr>
+          <w:u w:val="single" w:color="0000ff"/>
+          <w:rFonts w:ascii="Charis SIL Regular" w:hAnsi="Charis SIL Regular" w:eastAsia="Charis SIL Regular"/>
+          <w:b w:val="0"/>
+          <w:i w:val="0"/>
+          <w:color w:val="000000"/>
+          <w:sz w:val="24"/>
+        </w:rPr>
+        <w:hyperlink r:id="rId9" w:history="1">
+          <w:r>
+            <w:rPr>
+              <w:rStyle w:val="Hyperlink"/>
+            </w:rPr>
+            <w:t>l</w:t>
+          </w:r>
+        </w:hyperlink>
+      </w:r>
+      <w:r>
+        <w:rPr>
+          <w:u w:val="single" w:color="0000ff"/>
+          <w:rFonts w:ascii="Charis SIL Regular" w:hAnsi="Charis SIL Regular" w:eastAsia="Charis SIL Regular"/>
+          <w:b w:val="0"/>
+          <w:i w:val="0"/>
+          <w:color w:val="000000"/>
+          <w:sz w:val="24"/>
+        </w:rPr>
+        <w:hyperlink r:id="rId9" w:history="1">
+          <w:r>
+            <w:rPr>
+              <w:rStyle w:val="Hyperlink"/>
+            </w:rPr>
+            <w:t>d like to kn</w:t>
+          </w:r>
+        </w:hyperlink>
       </w:r>
       <w:r>
         <w:rPr>

--- a/EXPORTS/DOCX/published/niveau1/English/SelectAndDelineate.docx
+++ b/EXPORTS/DOCX/published/niveau1/English/SelectAndDelineate.docx
@@ -344,86 +344,7 @@
           <w:color w:val="000000"/>
           <w:sz w:val="24"/>
         </w:rPr>
-        <w:hyperlink r:id="rId9" w:history="1">
-          <w:r>
-            <w:rPr>
-              <w:rStyle w:val="Hyperlink"/>
-            </w:rPr>
-            <w:t>contacts</w:t>
-          </w:r>
-        </w:hyperlink>
-      </w:r>
-      <w:r>
-        <w:rPr>
-          <w:u w:val="single" w:color="0000ff"/>
-          <w:rFonts w:ascii="Charis SIL Regular" w:hAnsi="Charis SIL Regular" w:eastAsia="Charis SIL Regular"/>
-          <w:b w:val="0"/>
-          <w:i w:val="0"/>
-          <w:color w:val="000000"/>
-          <w:sz w:val="24"/>
-        </w:rPr>
-        <w:hyperlink r:id="rId9" w:history="1">
-          <w:r>
-            <w:rPr>
-              <w:rStyle w:val="Hyperlink"/>
-            </w:rPr>
-            <w:t>.</w:t>
-          </w:r>
-        </w:hyperlink>
-      </w:r>
-      <w:r>
-        <w:rPr>
-          <w:u w:val="single" w:color="0000ff"/>
-          <w:rFonts w:ascii="Charis SIL Regular" w:hAnsi="Charis SIL Regular" w:eastAsia="Charis SIL Regular"/>
-          <w:b w:val="0"/>
-          <w:i w:val="0"/>
-          <w:color w:val="000000"/>
-          <w:sz w:val="24"/>
-        </w:rPr>
-        <w:hyperlink r:id="rId9" w:history="1">
-          <w:r>
-            <w:rPr>
-              <w:rStyle w:val="Hyperlink"/>
-            </w:rPr>
-            <w:t xml:space="preserve"> If you wou</w:t>
-          </w:r>
-        </w:hyperlink>
-      </w:r>
-      <w:r>
-        <w:rPr>
-          <w:u w:val="single" w:color="0000ff"/>
-          <w:rFonts w:ascii="Charis SIL Regular" w:hAnsi="Charis SIL Regular" w:eastAsia="Charis SIL Regular"/>
-          <w:b w:val="0"/>
-          <w:i w:val="0"/>
-          <w:color w:val="000000"/>
-          <w:sz w:val="24"/>
-        </w:rPr>
-        <w:hyperlink r:id="rId9" w:history="1">
-          <w:r>
-            <w:rPr>
-              <w:rStyle w:val="Hyperlink"/>
-            </w:rPr>
-            <w:t>l</w:t>
-          </w:r>
-        </w:hyperlink>
-      </w:r>
-      <w:r>
-        <w:rPr>
-          <w:u w:val="single" w:color="0000ff"/>
-          <w:rFonts w:ascii="Charis SIL Regular" w:hAnsi="Charis SIL Regular" w:eastAsia="Charis SIL Regular"/>
-          <w:b w:val="0"/>
-          <w:i w:val="0"/>
-          <w:color w:val="000000"/>
-          <w:sz w:val="24"/>
-        </w:rPr>
-        <w:hyperlink r:id="rId9" w:history="1">
-          <w:r>
-            <w:rPr>
-              <w:rStyle w:val="Hyperlink"/>
-            </w:rPr>
-            <w:t>d like to kn</w:t>
-          </w:r>
-        </w:hyperlink>
+        <w:t>contacts. If you would like to kn</w:t>
       </w:r>
       <w:r>
         <w:rPr>
@@ -655,35 +576,7 @@
           <w:color w:val="000000"/>
           <w:sz w:val="24"/>
         </w:rPr>
-        <w:t xml:space="preserve"> will suffice to reveal a problematic provenance but often extensive resea</w:t>
-      </w:r>
-      <w:r>
-        <w:rPr>
-          <w:u w:val="single" w:color="0000ff"/>
-          <w:rFonts w:ascii="Charis SIL Regular" w:hAnsi="Charis SIL Regular" w:eastAsia="Charis SIL Regular"/>
-          <w:b w:val="0"/>
-          <w:i w:val="0"/>
-          <w:color w:val="000000"/>
-          <w:sz w:val="24"/>
-        </w:rPr>
-        <w:hyperlink r:id="rId11" w:history="1">
-          <w:r>
-            <w:rPr>
-              <w:rStyle w:val="Hyperlink"/>
-            </w:rPr>
-            <w:t>rch w</w:t>
-          </w:r>
-        </w:hyperlink>
-      </w:r>
-      <w:r>
-        <w:rPr>
-          <w:rFonts w:ascii="Charis SIL Regular" w:hAnsi="Charis SIL Regular" w:eastAsia="Charis SIL Regular"/>
-          <w:b w:val="0"/>
-          <w:i w:val="0"/>
-          <w:color w:val="000000"/>
-          <w:sz w:val="24"/>
-        </w:rPr>
-        <w:t xml:space="preserve">ill be </w:t>
+        <w:t xml:space="preserve"> will suffice to reveal a problematic provenance but often extensive research will be </w:t>
       </w:r>
       <w:r>
         <w:rPr>

--- a/EXPORTS/DOCX/published/niveau1/English/SelectAndDelineate.docx
+++ b/EXPORTS/DOCX/published/niveau1/English/SelectAndDelineate.docx
@@ -344,7 +344,86 @@
           <w:color w:val="000000"/>
           <w:sz w:val="24"/>
         </w:rPr>
-        <w:t>contacts. If you would like to kn</w:t>
+        <w:hyperlink r:id="rId9" w:history="1">
+          <w:r>
+            <w:rPr>
+              <w:rStyle w:val="Hyperlink"/>
+            </w:rPr>
+            <w:t>contacts</w:t>
+          </w:r>
+        </w:hyperlink>
+      </w:r>
+      <w:r>
+        <w:rPr>
+          <w:u w:val="single" w:color="0000ff"/>
+          <w:rFonts w:ascii="Charis SIL Regular" w:hAnsi="Charis SIL Regular" w:eastAsia="Charis SIL Regular"/>
+          <w:b w:val="0"/>
+          <w:i w:val="0"/>
+          <w:color w:val="000000"/>
+          <w:sz w:val="24"/>
+        </w:rPr>
+        <w:hyperlink r:id="rId9" w:history="1">
+          <w:r>
+            <w:rPr>
+              <w:rStyle w:val="Hyperlink"/>
+            </w:rPr>
+            <w:t>.</w:t>
+          </w:r>
+        </w:hyperlink>
+      </w:r>
+      <w:r>
+        <w:rPr>
+          <w:u w:val="single" w:color="0000ff"/>
+          <w:rFonts w:ascii="Charis SIL Regular" w:hAnsi="Charis SIL Regular" w:eastAsia="Charis SIL Regular"/>
+          <w:b w:val="0"/>
+          <w:i w:val="0"/>
+          <w:color w:val="000000"/>
+          <w:sz w:val="24"/>
+        </w:rPr>
+        <w:hyperlink r:id="rId9" w:history="1">
+          <w:r>
+            <w:rPr>
+              <w:rStyle w:val="Hyperlink"/>
+            </w:rPr>
+            <w:t xml:space="preserve"> If you wou</w:t>
+          </w:r>
+        </w:hyperlink>
+      </w:r>
+      <w:r>
+        <w:rPr>
+          <w:u w:val="single" w:color="0000ff"/>
+          <w:rFonts w:ascii="Charis SIL Regular" w:hAnsi="Charis SIL Regular" w:eastAsia="Charis SIL Regular"/>
+          <w:b w:val="0"/>
+          <w:i w:val="0"/>
+          <w:color w:val="000000"/>
+          <w:sz w:val="24"/>
+        </w:rPr>
+        <w:hyperlink r:id="rId9" w:history="1">
+          <w:r>
+            <w:rPr>
+              <w:rStyle w:val="Hyperlink"/>
+            </w:rPr>
+            <w:t>l</w:t>
+          </w:r>
+        </w:hyperlink>
+      </w:r>
+      <w:r>
+        <w:rPr>
+          <w:u w:val="single" w:color="0000ff"/>
+          <w:rFonts w:ascii="Charis SIL Regular" w:hAnsi="Charis SIL Regular" w:eastAsia="Charis SIL Regular"/>
+          <w:b w:val="0"/>
+          <w:i w:val="0"/>
+          <w:color w:val="000000"/>
+          <w:sz w:val="24"/>
+        </w:rPr>
+        <w:hyperlink r:id="rId9" w:history="1">
+          <w:r>
+            <w:rPr>
+              <w:rStyle w:val="Hyperlink"/>
+            </w:rPr>
+            <w:t>d like to kn</w:t>
+          </w:r>
+        </w:hyperlink>
       </w:r>
       <w:r>
         <w:rPr>
@@ -576,7 +655,35 @@
           <w:color w:val="000000"/>
           <w:sz w:val="24"/>
         </w:rPr>
-        <w:t xml:space="preserve"> will suffice to reveal a problematic provenance but often extensive research will be </w:t>
+        <w:t xml:space="preserve"> will suffice to reveal a problematic provenance but often extensive resea</w:t>
+      </w:r>
+      <w:r>
+        <w:rPr>
+          <w:u w:val="single" w:color="0000ff"/>
+          <w:rFonts w:ascii="Charis SIL Regular" w:hAnsi="Charis SIL Regular" w:eastAsia="Charis SIL Regular"/>
+          <w:b w:val="0"/>
+          <w:i w:val="0"/>
+          <w:color w:val="000000"/>
+          <w:sz w:val="24"/>
+        </w:rPr>
+        <w:hyperlink r:id="rId11" w:history="1">
+          <w:r>
+            <w:rPr>
+              <w:rStyle w:val="Hyperlink"/>
+            </w:rPr>
+            <w:t>rch w</w:t>
+          </w:r>
+        </w:hyperlink>
+      </w:r>
+      <w:r>
+        <w:rPr>
+          <w:rFonts w:ascii="Charis SIL Regular" w:hAnsi="Charis SIL Regular" w:eastAsia="Charis SIL Regular"/>
+          <w:b w:val="0"/>
+          <w:i w:val="0"/>
+          <w:color w:val="000000"/>
+          <w:sz w:val="24"/>
+        </w:rPr>
+        <w:t xml:space="preserve">ill be </w:t>
       </w:r>
       <w:r>
         <w:rPr>

--- a/EXPORTS/DOCX/published/niveau1/English/SelectAndDelineate.docx
+++ b/EXPORTS/DOCX/published/niveau1/English/SelectAndDelineate.docx
@@ -344,86 +344,7 @@
           <w:color w:val="000000"/>
           <w:sz w:val="24"/>
         </w:rPr>
-        <w:hyperlink r:id="rId9" w:history="1">
-          <w:r>
-            <w:rPr>
-              <w:rStyle w:val="Hyperlink"/>
-            </w:rPr>
-            <w:t>contacts</w:t>
-          </w:r>
-        </w:hyperlink>
-      </w:r>
-      <w:r>
-        <w:rPr>
-          <w:u w:val="single" w:color="0000ff"/>
-          <w:rFonts w:ascii="Charis SIL Regular" w:hAnsi="Charis SIL Regular" w:eastAsia="Charis SIL Regular"/>
-          <w:b w:val="0"/>
-          <w:i w:val="0"/>
-          <w:color w:val="000000"/>
-          <w:sz w:val="24"/>
-        </w:rPr>
-        <w:hyperlink r:id="rId9" w:history="1">
-          <w:r>
-            <w:rPr>
-              <w:rStyle w:val="Hyperlink"/>
-            </w:rPr>
-            <w:t>.</w:t>
-          </w:r>
-        </w:hyperlink>
-      </w:r>
-      <w:r>
-        <w:rPr>
-          <w:u w:val="single" w:color="0000ff"/>
-          <w:rFonts w:ascii="Charis SIL Regular" w:hAnsi="Charis SIL Regular" w:eastAsia="Charis SIL Regular"/>
-          <w:b w:val="0"/>
-          <w:i w:val="0"/>
-          <w:color w:val="000000"/>
-          <w:sz w:val="24"/>
-        </w:rPr>
-        <w:hyperlink r:id="rId9" w:history="1">
-          <w:r>
-            <w:rPr>
-              <w:rStyle w:val="Hyperlink"/>
-            </w:rPr>
-            <w:t xml:space="preserve"> If you wou</w:t>
-          </w:r>
-        </w:hyperlink>
-      </w:r>
-      <w:r>
-        <w:rPr>
-          <w:u w:val="single" w:color="0000ff"/>
-          <w:rFonts w:ascii="Charis SIL Regular" w:hAnsi="Charis SIL Regular" w:eastAsia="Charis SIL Regular"/>
-          <w:b w:val="0"/>
-          <w:i w:val="0"/>
-          <w:color w:val="000000"/>
-          <w:sz w:val="24"/>
-        </w:rPr>
-        <w:hyperlink r:id="rId9" w:history="1">
-          <w:r>
-            <w:rPr>
-              <w:rStyle w:val="Hyperlink"/>
-            </w:rPr>
-            <w:t>l</w:t>
-          </w:r>
-        </w:hyperlink>
-      </w:r>
-      <w:r>
-        <w:rPr>
-          <w:u w:val="single" w:color="0000ff"/>
-          <w:rFonts w:ascii="Charis SIL Regular" w:hAnsi="Charis SIL Regular" w:eastAsia="Charis SIL Regular"/>
-          <w:b w:val="0"/>
-          <w:i w:val="0"/>
-          <w:color w:val="000000"/>
-          <w:sz w:val="24"/>
-        </w:rPr>
-        <w:hyperlink r:id="rId9" w:history="1">
-          <w:r>
-            <w:rPr>
-              <w:rStyle w:val="Hyperlink"/>
-            </w:rPr>
-            <w:t>d like to kn</w:t>
-          </w:r>
-        </w:hyperlink>
+        <w:t>contacts. If you would like to kn</w:t>
       </w:r>
       <w:r>
         <w:rPr>
@@ -655,7 +576,35 @@
           <w:color w:val="000000"/>
           <w:sz w:val="24"/>
         </w:rPr>
-        <w:t xml:space="preserve"> will suffice to reveal a problematic provenance but often extensive research will be </w:t>
+        <w:t xml:space="preserve"> will suffice to reveal a problematic provenance but often extensive resea</w:t>
+      </w:r>
+      <w:r>
+        <w:rPr>
+          <w:u w:val="single" w:color="0000ff"/>
+          <w:rFonts w:ascii="Charis SIL Regular" w:hAnsi="Charis SIL Regular" w:eastAsia="Charis SIL Regular"/>
+          <w:b w:val="0"/>
+          <w:i w:val="0"/>
+          <w:color w:val="000000"/>
+          <w:sz w:val="24"/>
+        </w:rPr>
+        <w:hyperlink r:id="rId11" w:history="1">
+          <w:r>
+            <w:rPr>
+              <w:rStyle w:val="Hyperlink"/>
+            </w:rPr>
+            <w:t>rch w</w:t>
+          </w:r>
+        </w:hyperlink>
+      </w:r>
+      <w:r>
+        <w:rPr>
+          <w:rFonts w:ascii="Charis SIL Regular" w:hAnsi="Charis SIL Regular" w:eastAsia="Charis SIL Regular"/>
+          <w:b w:val="0"/>
+          <w:i w:val="0"/>
+          <w:color w:val="000000"/>
+          <w:sz w:val="24"/>
+        </w:rPr>
+        <w:t xml:space="preserve">ill be </w:t>
       </w:r>
       <w:r>
         <w:rPr>

--- a/EXPORTS/DOCX/published/niveau1/English/SelectAndDelineate.docx
+++ b/EXPORTS/DOCX/published/niveau1/English/SelectAndDelineate.docx
@@ -344,7 +344,86 @@
           <w:color w:val="000000"/>
           <w:sz w:val="24"/>
         </w:rPr>
-        <w:t>contacts. If you would like to kn</w:t>
+        <w:hyperlink r:id="rId9" w:history="1">
+          <w:r>
+            <w:rPr>
+              <w:rStyle w:val="Hyperlink"/>
+            </w:rPr>
+            <w:t>contacts</w:t>
+          </w:r>
+        </w:hyperlink>
+      </w:r>
+      <w:r>
+        <w:rPr>
+          <w:u w:val="single" w:color="0000ff"/>
+          <w:rFonts w:ascii="Charis SIL Regular" w:hAnsi="Charis SIL Regular" w:eastAsia="Charis SIL Regular"/>
+          <w:b w:val="0"/>
+          <w:i w:val="0"/>
+          <w:color w:val="000000"/>
+          <w:sz w:val="24"/>
+        </w:rPr>
+        <w:hyperlink r:id="rId9" w:history="1">
+          <w:r>
+            <w:rPr>
+              <w:rStyle w:val="Hyperlink"/>
+            </w:rPr>
+            <w:t>.</w:t>
+          </w:r>
+        </w:hyperlink>
+      </w:r>
+      <w:r>
+        <w:rPr>
+          <w:u w:val="single" w:color="0000ff"/>
+          <w:rFonts w:ascii="Charis SIL Regular" w:hAnsi="Charis SIL Regular" w:eastAsia="Charis SIL Regular"/>
+          <w:b w:val="0"/>
+          <w:i w:val="0"/>
+          <w:color w:val="000000"/>
+          <w:sz w:val="24"/>
+        </w:rPr>
+        <w:hyperlink r:id="rId9" w:history="1">
+          <w:r>
+            <w:rPr>
+              <w:rStyle w:val="Hyperlink"/>
+            </w:rPr>
+            <w:t xml:space="preserve"> If you wou</w:t>
+          </w:r>
+        </w:hyperlink>
+      </w:r>
+      <w:r>
+        <w:rPr>
+          <w:u w:val="single" w:color="0000ff"/>
+          <w:rFonts w:ascii="Charis SIL Regular" w:hAnsi="Charis SIL Regular" w:eastAsia="Charis SIL Regular"/>
+          <w:b w:val="0"/>
+          <w:i w:val="0"/>
+          <w:color w:val="000000"/>
+          <w:sz w:val="24"/>
+        </w:rPr>
+        <w:hyperlink r:id="rId9" w:history="1">
+          <w:r>
+            <w:rPr>
+              <w:rStyle w:val="Hyperlink"/>
+            </w:rPr>
+            <w:t>l</w:t>
+          </w:r>
+        </w:hyperlink>
+      </w:r>
+      <w:r>
+        <w:rPr>
+          <w:u w:val="single" w:color="0000ff"/>
+          <w:rFonts w:ascii="Charis SIL Regular" w:hAnsi="Charis SIL Regular" w:eastAsia="Charis SIL Regular"/>
+          <w:b w:val="0"/>
+          <w:i w:val="0"/>
+          <w:color w:val="000000"/>
+          <w:sz w:val="24"/>
+        </w:rPr>
+        <w:hyperlink r:id="rId9" w:history="1">
+          <w:r>
+            <w:rPr>
+              <w:rStyle w:val="Hyperlink"/>
+            </w:rPr>
+            <w:t>d like to kn</w:t>
+          </w:r>
+        </w:hyperlink>
       </w:r>
       <w:r>
         <w:rPr>

--- a/EXPORTS/DOCX/published/niveau1/English/SelectAndDelineate.docx
+++ b/EXPORTS/DOCX/published/niveau1/English/SelectAndDelineate.docx
@@ -391,39 +391,13 @@
       </w:r>
       <w:r>
         <w:rPr>
-          <w:u w:val="single" w:color="0000ff"/>
           <w:rFonts w:ascii="Charis SIL Regular" w:hAnsi="Charis SIL Regular" w:eastAsia="Charis SIL Regular"/>
           <w:b w:val="0"/>
           <w:i w:val="0"/>
           <w:color w:val="000000"/>
           <w:sz w:val="24"/>
         </w:rPr>
-        <w:hyperlink r:id="rId9" w:history="1">
-          <w:r>
-            <w:rPr>
-              <w:rStyle w:val="Hyperlink"/>
-            </w:rPr>
-            <w:t>l</w:t>
-          </w:r>
-        </w:hyperlink>
-      </w:r>
-      <w:r>
-        <w:rPr>
-          <w:u w:val="single" w:color="0000ff"/>
-          <w:rFonts w:ascii="Charis SIL Regular" w:hAnsi="Charis SIL Regular" w:eastAsia="Charis SIL Regular"/>
-          <w:b w:val="0"/>
-          <w:i w:val="0"/>
-          <w:color w:val="000000"/>
-          <w:sz w:val="24"/>
-        </w:rPr>
-        <w:hyperlink r:id="rId9" w:history="1">
-          <w:r>
-            <w:rPr>
-              <w:rStyle w:val="Hyperlink"/>
-            </w:rPr>
-            <w:t>d like to kn</w:t>
-          </w:r>
-        </w:hyperlink>
+        <w:t>ld like to kn</w:t>
       </w:r>
       <w:r>
         <w:rPr>
@@ -666,14 +640,7 @@
           <w:color w:val="000000"/>
           <w:sz w:val="24"/>
         </w:rPr>
-        <w:hyperlink r:id="rId11" w:history="1">
-          <w:r>
-            <w:rPr>
-              <w:rStyle w:val="Hyperlink"/>
-            </w:rPr>
-            <w:t>rch w</w:t>
-          </w:r>
-        </w:hyperlink>
+        <w:t>rch w</w:t>
       </w:r>
       <w:r>
         <w:rPr>

--- a/EXPORTS/DOCX/published/niveau1/English/SelectAndDelineate.docx
+++ b/EXPORTS/DOCX/published/niveau1/English/SelectAndDelineate.docx
@@ -391,13 +391,39 @@
       </w:r>
       <w:r>
         <w:rPr>
+          <w:u w:val="single" w:color="0000ff"/>
           <w:rFonts w:ascii="Charis SIL Regular" w:hAnsi="Charis SIL Regular" w:eastAsia="Charis SIL Regular"/>
           <w:b w:val="0"/>
           <w:i w:val="0"/>
           <w:color w:val="000000"/>
           <w:sz w:val="24"/>
         </w:rPr>
-        <w:t>ld like to kn</w:t>
+        <w:hyperlink r:id="rId9" w:history="1">
+          <w:r>
+            <w:rPr>
+              <w:rStyle w:val="Hyperlink"/>
+            </w:rPr>
+            <w:t>l</w:t>
+          </w:r>
+        </w:hyperlink>
+      </w:r>
+      <w:r>
+        <w:rPr>
+          <w:u w:val="single" w:color="0000ff"/>
+          <w:rFonts w:ascii="Charis SIL Regular" w:hAnsi="Charis SIL Regular" w:eastAsia="Charis SIL Regular"/>
+          <w:b w:val="0"/>
+          <w:i w:val="0"/>
+          <w:color w:val="000000"/>
+          <w:sz w:val="24"/>
+        </w:rPr>
+        <w:hyperlink r:id="rId9" w:history="1">
+          <w:r>
+            <w:rPr>
+              <w:rStyle w:val="Hyperlink"/>
+            </w:rPr>
+            <w:t>d like to kn</w:t>
+          </w:r>
+        </w:hyperlink>
       </w:r>
       <w:r>
         <w:rPr>
@@ -640,7 +666,14 @@
           <w:color w:val="000000"/>
           <w:sz w:val="24"/>
         </w:rPr>
-        <w:t>rch w</w:t>
+        <w:hyperlink r:id="rId11" w:history="1">
+          <w:r>
+            <w:rPr>
+              <w:rStyle w:val="Hyperlink"/>
+            </w:rPr>
+            <w:t>rch w</w:t>
+          </w:r>
+        </w:hyperlink>
       </w:r>
       <w:r>
         <w:rPr>

--- a/EXPORTS/DOCX/published/niveau1/English/SelectAndDelineate.docx
+++ b/EXPORTS/DOCX/published/niveau1/English/SelectAndDelineate.docx
@@ -416,14 +416,7 @@
           <w:color w:val="000000"/>
           <w:sz w:val="24"/>
         </w:rPr>
-        <w:hyperlink r:id="rId9" w:history="1">
-          <w:r>
-            <w:rPr>
-              <w:rStyle w:val="Hyperlink"/>
-            </w:rPr>
-            <w:t>d like to kn</w:t>
-          </w:r>
-        </w:hyperlink>
+        <w:t>d like to kn</w:t>
       </w:r>
       <w:r>
         <w:rPr>

--- a/EXPORTS/DOCX/published/niveau1/English/SelectAndDelineate.docx
+++ b/EXPORTS/DOCX/published/niveau1/English/SelectAndDelineate.docx
@@ -416,7 +416,14 @@
           <w:color w:val="000000"/>
           <w:sz w:val="24"/>
         </w:rPr>
-        <w:t>d like to kn</w:t>
+        <w:hyperlink r:id="rId9" w:history="1">
+          <w:r>
+            <w:rPr>
+              <w:rStyle w:val="Hyperlink"/>
+            </w:rPr>
+            <w:t>d like to kn</w:t>
+          </w:r>
+        </w:hyperlink>
       </w:r>
       <w:r>
         <w:rPr>

--- a/EXPORTS/DOCX/published/niveau1/English/SelectAndDelineate.docx
+++ b/EXPORTS/DOCX/published/niveau1/English/SelectAndDelineate.docx
@@ -380,7 +380,42 @@
           <w:color w:val="000000"/>
           <w:sz w:val="24"/>
         </w:rPr>
-        <w:t xml:space="preserve"> If you would like to kn</w:t>
+        <w:hyperlink r:id="rId9" w:history="1">
+          <w:r>
+            <w:rPr>
+              <w:rStyle w:val="Hyperlink"/>
+            </w:rPr>
+            <w:t xml:space="preserve"> If you wou</w:t>
+          </w:r>
+        </w:hyperlink>
+      </w:r>
+      <w:r>
+        <w:rPr>
+          <w:u w:val="single" w:color="0000ff"/>
+          <w:rFonts w:ascii="Charis SIL Regular" w:hAnsi="Charis SIL Regular" w:eastAsia="Charis SIL Regular"/>
+          <w:b w:val="0"/>
+          <w:i w:val="0"/>
+          <w:color w:val="000000"/>
+          <w:sz w:val="24"/>
+        </w:rPr>
+        <w:hyperlink r:id="rId9" w:history="1">
+          <w:r>
+            <w:rPr>
+              <w:rStyle w:val="Hyperlink"/>
+            </w:rPr>
+            <w:t>l</w:t>
+          </w:r>
+        </w:hyperlink>
+      </w:r>
+      <w:r>
+        <w:rPr>
+          <w:rFonts w:ascii="Charis SIL Regular" w:hAnsi="Charis SIL Regular" w:eastAsia="Charis SIL Regular"/>
+          <w:b w:val="0"/>
+          <w:i w:val="0"/>
+          <w:color w:val="000000"/>
+          <w:sz w:val="24"/>
+        </w:rPr>
+        <w:t>d like to kn</w:t>
       </w:r>
       <w:r>
         <w:rPr>

--- a/EXPORTS/DOCX/published/niveau1/English/SelectAndDelineate.docx
+++ b/EXPORTS/DOCX/published/niveau1/English/SelectAndDelineate.docx
@@ -409,13 +409,21 @@
       </w:r>
       <w:r>
         <w:rPr>
+          <w:u w:val="single" w:color="0000ff"/>
           <w:rFonts w:ascii="Charis SIL Regular" w:hAnsi="Charis SIL Regular" w:eastAsia="Charis SIL Regular"/>
           <w:b w:val="0"/>
           <w:i w:val="0"/>
           <w:color w:val="000000"/>
           <w:sz w:val="24"/>
         </w:rPr>
-        <w:t>d like to kn</w:t>
+        <w:hyperlink r:id="rId9" w:history="1">
+          <w:r>
+            <w:rPr>
+              <w:rStyle w:val="Hyperlink"/>
+            </w:rPr>
+            <w:t>d like to kn</w:t>
+          </w:r>
+        </w:hyperlink>
       </w:r>
       <w:r>
         <w:rPr>
@@ -647,35 +655,7 @@
           <w:color w:val="000000"/>
           <w:sz w:val="24"/>
         </w:rPr>
-        <w:t xml:space="preserve"> will suffice to reveal a problematic provenance but often extensive resea</w:t>
-      </w:r>
-      <w:r>
-        <w:rPr>
-          <w:u w:val="single" w:color="0000ff"/>
-          <w:rFonts w:ascii="Charis SIL Regular" w:hAnsi="Charis SIL Regular" w:eastAsia="Charis SIL Regular"/>
-          <w:b w:val="0"/>
-          <w:i w:val="0"/>
-          <w:color w:val="000000"/>
-          <w:sz w:val="24"/>
-        </w:rPr>
-        <w:hyperlink r:id="rId11" w:history="1">
-          <w:r>
-            <w:rPr>
-              <w:rStyle w:val="Hyperlink"/>
-            </w:rPr>
-            <w:t>rch w</w:t>
-          </w:r>
-        </w:hyperlink>
-      </w:r>
-      <w:r>
-        <w:rPr>
-          <w:rFonts w:ascii="Charis SIL Regular" w:hAnsi="Charis SIL Regular" w:eastAsia="Charis SIL Regular"/>
-          <w:b w:val="0"/>
-          <w:i w:val="0"/>
-          <w:color w:val="000000"/>
-          <w:sz w:val="24"/>
-        </w:rPr>
-        <w:t xml:space="preserve">ill be </w:t>
+        <w:t xml:space="preserve"> will suffice to reveal a problematic provenance but often extensive research will be </w:t>
       </w:r>
       <w:r>
         <w:rPr>

--- a/EXPORTS/DOCX/published/niveau1/English/SelectAndDelineate.docx
+++ b/EXPORTS/DOCX/published/niveau1/English/SelectAndDelineate.docx
@@ -337,93 +337,13 @@
       </w:r>
       <w:r>
         <w:rPr>
-          <w:u w:val="single" w:color="0000ff"/>
           <w:rFonts w:ascii="Charis SIL Regular" w:hAnsi="Charis SIL Regular" w:eastAsia="Charis SIL Regular"/>
           <w:b w:val="0"/>
           <w:i w:val="0"/>
           <w:color w:val="000000"/>
           <w:sz w:val="24"/>
         </w:rPr>
-        <w:hyperlink r:id="rId9" w:history="1">
-          <w:r>
-            <w:rPr>
-              <w:rStyle w:val="Hyperlink"/>
-            </w:rPr>
-            <w:t>contacts</w:t>
-          </w:r>
-        </w:hyperlink>
-      </w:r>
-      <w:r>
-        <w:rPr>
-          <w:u w:val="single" w:color="0000ff"/>
-          <w:rFonts w:ascii="Charis SIL Regular" w:hAnsi="Charis SIL Regular" w:eastAsia="Charis SIL Regular"/>
-          <w:b w:val="0"/>
-          <w:i w:val="0"/>
-          <w:color w:val="000000"/>
-          <w:sz w:val="24"/>
-        </w:rPr>
-        <w:hyperlink r:id="rId9" w:history="1">
-          <w:r>
-            <w:rPr>
-              <w:rStyle w:val="Hyperlink"/>
-            </w:rPr>
-            <w:t>.</w:t>
-          </w:r>
-        </w:hyperlink>
-      </w:r>
-      <w:r>
-        <w:rPr>
-          <w:u w:val="single" w:color="0000ff"/>
-          <w:rFonts w:ascii="Charis SIL Regular" w:hAnsi="Charis SIL Regular" w:eastAsia="Charis SIL Regular"/>
-          <w:b w:val="0"/>
-          <w:i w:val="0"/>
-          <w:color w:val="000000"/>
-          <w:sz w:val="24"/>
-        </w:rPr>
-        <w:hyperlink r:id="rId9" w:history="1">
-          <w:r>
-            <w:rPr>
-              <w:rStyle w:val="Hyperlink"/>
-            </w:rPr>
-            <w:t xml:space="preserve"> If you wou</w:t>
-          </w:r>
-        </w:hyperlink>
-      </w:r>
-      <w:r>
-        <w:rPr>
-          <w:u w:val="single" w:color="0000ff"/>
-          <w:rFonts w:ascii="Charis SIL Regular" w:hAnsi="Charis SIL Regular" w:eastAsia="Charis SIL Regular"/>
-          <w:b w:val="0"/>
-          <w:i w:val="0"/>
-          <w:color w:val="000000"/>
-          <w:sz w:val="24"/>
-        </w:rPr>
-        <w:hyperlink r:id="rId9" w:history="1">
-          <w:r>
-            <w:rPr>
-              <w:rStyle w:val="Hyperlink"/>
-            </w:rPr>
-            <w:t>l</w:t>
-          </w:r>
-        </w:hyperlink>
-      </w:r>
-      <w:r>
-        <w:rPr>
-          <w:u w:val="single" w:color="0000ff"/>
-          <w:rFonts w:ascii="Charis SIL Regular" w:hAnsi="Charis SIL Regular" w:eastAsia="Charis SIL Regular"/>
-          <w:b w:val="0"/>
-          <w:i w:val="0"/>
-          <w:color w:val="000000"/>
-          <w:sz w:val="24"/>
-        </w:rPr>
-        <w:hyperlink r:id="rId9" w:history="1">
-          <w:r>
-            <w:rPr>
-              <w:rStyle w:val="Hyperlink"/>
-            </w:rPr>
-            <w:t>d like to kn</w:t>
-          </w:r>
-        </w:hyperlink>
+        <w:t>contacts. If you would like to kn</w:t>
       </w:r>
       <w:r>
         <w:rPr>
@@ -655,35 +575,7 @@
           <w:color w:val="000000"/>
           <w:sz w:val="24"/>
         </w:rPr>
-        <w:t xml:space="preserve"> will suffice to reveal a problematic provenance but often extensive resea</w:t>
-      </w:r>
-      <w:r>
-        <w:rPr>
-          <w:u w:val="single" w:color="0000ff"/>
-          <w:rFonts w:ascii="Charis SIL Regular" w:hAnsi="Charis SIL Regular" w:eastAsia="Charis SIL Regular"/>
-          <w:b w:val="0"/>
-          <w:i w:val="0"/>
-          <w:color w:val="000000"/>
-          <w:sz w:val="24"/>
-        </w:rPr>
-        <w:hyperlink r:id="rId11" w:history="1">
-          <w:r>
-            <w:rPr>
-              <w:rStyle w:val="Hyperlink"/>
-            </w:rPr>
-            <w:t>rch w</w:t>
-          </w:r>
-        </w:hyperlink>
-      </w:r>
-      <w:r>
-        <w:rPr>
-          <w:rFonts w:ascii="Charis SIL Regular" w:hAnsi="Charis SIL Regular" w:eastAsia="Charis SIL Regular"/>
-          <w:b w:val="0"/>
-          <w:i w:val="0"/>
-          <w:color w:val="000000"/>
-          <w:sz w:val="24"/>
-        </w:rPr>
-        <w:t xml:space="preserve">ill be </w:t>
+        <w:t xml:space="preserve"> will suffice to reveal a problematic provenance but often extensive research will be </w:t>
       </w:r>
       <w:r>
         <w:rPr>

--- a/EXPORTS/DOCX/published/niveau1/English/SelectAndDelineate.docx
+++ b/EXPORTS/DOCX/published/niveau1/English/SelectAndDelineate.docx
@@ -337,13 +337,93 @@
       </w:r>
       <w:r>
         <w:rPr>
+          <w:u w:val="single" w:color="0000ff"/>
           <w:rFonts w:ascii="Charis SIL Regular" w:hAnsi="Charis SIL Regular" w:eastAsia="Charis SIL Regular"/>
           <w:b w:val="0"/>
           <w:i w:val="0"/>
           <w:color w:val="000000"/>
           <w:sz w:val="24"/>
         </w:rPr>
-        <w:t>contacts. If you would like to kn</w:t>
+        <w:hyperlink r:id="rId9" w:history="1">
+          <w:r>
+            <w:rPr>
+              <w:rStyle w:val="Hyperlink"/>
+            </w:rPr>
+            <w:t>contacts</w:t>
+          </w:r>
+        </w:hyperlink>
+      </w:r>
+      <w:r>
+        <w:rPr>
+          <w:u w:val="single" w:color="0000ff"/>
+          <w:rFonts w:ascii="Charis SIL Regular" w:hAnsi="Charis SIL Regular" w:eastAsia="Charis SIL Regular"/>
+          <w:b w:val="0"/>
+          <w:i w:val="0"/>
+          <w:color w:val="000000"/>
+          <w:sz w:val="24"/>
+        </w:rPr>
+        <w:hyperlink r:id="rId9" w:history="1">
+          <w:r>
+            <w:rPr>
+              <w:rStyle w:val="Hyperlink"/>
+            </w:rPr>
+            <w:t>.</w:t>
+          </w:r>
+        </w:hyperlink>
+      </w:r>
+      <w:r>
+        <w:rPr>
+          <w:u w:val="single" w:color="0000ff"/>
+          <w:rFonts w:ascii="Charis SIL Regular" w:hAnsi="Charis SIL Regular" w:eastAsia="Charis SIL Regular"/>
+          <w:b w:val="0"/>
+          <w:i w:val="0"/>
+          <w:color w:val="000000"/>
+          <w:sz w:val="24"/>
+        </w:rPr>
+        <w:hyperlink r:id="rId9" w:history="1">
+          <w:r>
+            <w:rPr>
+              <w:rStyle w:val="Hyperlink"/>
+            </w:rPr>
+            <w:t xml:space="preserve"> If you wou</w:t>
+          </w:r>
+        </w:hyperlink>
+      </w:r>
+      <w:r>
+        <w:rPr>
+          <w:u w:val="single" w:color="0000ff"/>
+          <w:rFonts w:ascii="Charis SIL Regular" w:hAnsi="Charis SIL Regular" w:eastAsia="Charis SIL Regular"/>
+          <w:b w:val="0"/>
+          <w:i w:val="0"/>
+          <w:color w:val="000000"/>
+          <w:sz w:val="24"/>
+        </w:rPr>
+        <w:hyperlink r:id="rId9" w:history="1">
+          <w:r>
+            <w:rPr>
+              <w:rStyle w:val="Hyperlink"/>
+            </w:rPr>
+            <w:t>l</w:t>
+          </w:r>
+        </w:hyperlink>
+      </w:r>
+      <w:r>
+        <w:rPr>
+          <w:u w:val="single" w:color="0000ff"/>
+          <w:rFonts w:ascii="Charis SIL Regular" w:hAnsi="Charis SIL Regular" w:eastAsia="Charis SIL Regular"/>
+          <w:b w:val="0"/>
+          <w:i w:val="0"/>
+          <w:color w:val="000000"/>
+          <w:sz w:val="24"/>
+        </w:rPr>
+        <w:hyperlink r:id="rId9" w:history="1">
+          <w:r>
+            <w:rPr>
+              <w:rStyle w:val="Hyperlink"/>
+            </w:rPr>
+            <w:t>d like to kn</w:t>
+          </w:r>
+        </w:hyperlink>
       </w:r>
       <w:r>
         <w:rPr>

--- a/EXPORTS/DOCX/published/niveau1/English/SelectAndDelineate.docx
+++ b/EXPORTS/DOCX/published/niveau1/English/SelectAndDelineate.docx
@@ -398,32 +398,7 @@
           <w:color w:val="000000"/>
           <w:sz w:val="24"/>
         </w:rPr>
-        <w:hyperlink r:id="rId9" w:history="1">
-          <w:r>
-            <w:rPr>
-              <w:rStyle w:val="Hyperlink"/>
-            </w:rPr>
-            <w:t>l</w:t>
-          </w:r>
-        </w:hyperlink>
-      </w:r>
-      <w:r>
-        <w:rPr>
-          <w:u w:val="single" w:color="0000ff"/>
-          <w:rFonts w:ascii="Charis SIL Regular" w:hAnsi="Charis SIL Regular" w:eastAsia="Charis SIL Regular"/>
-          <w:b w:val="0"/>
-          <w:i w:val="0"/>
-          <w:color w:val="000000"/>
-          <w:sz w:val="24"/>
-        </w:rPr>
-        <w:hyperlink r:id="rId9" w:history="1">
-          <w:r>
-            <w:rPr>
-              <w:rStyle w:val="Hyperlink"/>
-            </w:rPr>
-            <w:t>d like to kn</w:t>
-          </w:r>
-        </w:hyperlink>
+        <w:t>ld like to kn</w:t>
       </w:r>
       <w:r>
         <w:rPr>
@@ -666,14 +641,7 @@
           <w:color w:val="000000"/>
           <w:sz w:val="24"/>
         </w:rPr>
-        <w:hyperlink r:id="rId11" w:history="1">
-          <w:r>
-            <w:rPr>
-              <w:rStyle w:val="Hyperlink"/>
-            </w:rPr>
-            <w:t>rch w</w:t>
-          </w:r>
-        </w:hyperlink>
+        <w:t>rch w</w:t>
       </w:r>
       <w:r>
         <w:rPr>

--- a/EXPORTS/DOCX/published/niveau1/English/SelectAndDelineate.docx
+++ b/EXPORTS/DOCX/published/niveau1/English/SelectAndDelineate.docx
@@ -373,57 +373,13 @@
       </w:r>
       <w:r>
         <w:rPr>
-          <w:u w:val="single" w:color="0000ff"/>
           <w:rFonts w:ascii="Charis SIL Regular" w:hAnsi="Charis SIL Regular" w:eastAsia="Charis SIL Regular"/>
           <w:b w:val="0"/>
           <w:i w:val="0"/>
           <w:color w:val="000000"/>
           <w:sz w:val="24"/>
         </w:rPr>
-        <w:hyperlink r:id="rId9" w:history="1">
-          <w:r>
-            <w:rPr>
-              <w:rStyle w:val="Hyperlink"/>
-            </w:rPr>
-            <w:t xml:space="preserve"> If you wou</w:t>
-          </w:r>
-        </w:hyperlink>
-      </w:r>
-      <w:r>
-        <w:rPr>
-          <w:u w:val="single" w:color="0000ff"/>
-          <w:rFonts w:ascii="Charis SIL Regular" w:hAnsi="Charis SIL Regular" w:eastAsia="Charis SIL Regular"/>
-          <w:b w:val="0"/>
-          <w:i w:val="0"/>
-          <w:color w:val="000000"/>
-          <w:sz w:val="24"/>
-        </w:rPr>
-        <w:hyperlink r:id="rId9" w:history="1">
-          <w:r>
-            <w:rPr>
-              <w:rStyle w:val="Hyperlink"/>
-            </w:rPr>
-            <w:t>l</w:t>
-          </w:r>
-        </w:hyperlink>
-      </w:r>
-      <w:r>
-        <w:rPr>
-          <w:u w:val="single" w:color="0000ff"/>
-          <w:rFonts w:ascii="Charis SIL Regular" w:hAnsi="Charis SIL Regular" w:eastAsia="Charis SIL Regular"/>
-          <w:b w:val="0"/>
-          <w:i w:val="0"/>
-          <w:color w:val="000000"/>
-          <w:sz w:val="24"/>
-        </w:rPr>
-        <w:hyperlink r:id="rId9" w:history="1">
-          <w:r>
-            <w:rPr>
-              <w:rStyle w:val="Hyperlink"/>
-            </w:rPr>
-            <w:t>d like to kn</w:t>
-          </w:r>
-        </w:hyperlink>
+        <w:t xml:space="preserve"> If you would like to kn</w:t>
       </w:r>
       <w:r>
         <w:rPr>
@@ -655,7 +611,35 @@
           <w:color w:val="000000"/>
           <w:sz w:val="24"/>
         </w:rPr>
-        <w:t xml:space="preserve"> will suffice to reveal a problematic provenance but often extensive research will be </w:t>
+        <w:t xml:space="preserve"> will suffice to reveal a problematic provenance but often extensive resea</w:t>
+      </w:r>
+      <w:r>
+        <w:rPr>
+          <w:u w:val="single" w:color="0000ff"/>
+          <w:rFonts w:ascii="Charis SIL Regular" w:hAnsi="Charis SIL Regular" w:eastAsia="Charis SIL Regular"/>
+          <w:b w:val="0"/>
+          <w:i w:val="0"/>
+          <w:color w:val="000000"/>
+          <w:sz w:val="24"/>
+        </w:rPr>
+        <w:hyperlink r:id="rId11" w:history="1">
+          <w:r>
+            <w:rPr>
+              <w:rStyle w:val="Hyperlink"/>
+            </w:rPr>
+            <w:t>rch w</w:t>
+          </w:r>
+        </w:hyperlink>
+      </w:r>
+      <w:r>
+        <w:rPr>
+          <w:rFonts w:ascii="Charis SIL Regular" w:hAnsi="Charis SIL Regular" w:eastAsia="Charis SIL Regular"/>
+          <w:b w:val="0"/>
+          <w:i w:val="0"/>
+          <w:color w:val="000000"/>
+          <w:sz w:val="24"/>
+        </w:rPr>
+        <w:t xml:space="preserve">ill be </w:t>
       </w:r>
       <w:r>
         <w:rPr>

--- a/EXPORTS/DOCX/published/niveau1/English/SelectAndDelineate.docx
+++ b/EXPORTS/DOCX/published/niveau1/English/SelectAndDelineate.docx
@@ -373,13 +373,50 @@
       </w:r>
       <w:r>
         <w:rPr>
+          <w:u w:val="single" w:color="0000ff"/>
           <w:rFonts w:ascii="Charis SIL Regular" w:hAnsi="Charis SIL Regular" w:eastAsia="Charis SIL Regular"/>
           <w:b w:val="0"/>
           <w:i w:val="0"/>
           <w:color w:val="000000"/>
           <w:sz w:val="24"/>
         </w:rPr>
-        <w:t xml:space="preserve"> If you would like to kn</w:t>
+        <w:hyperlink r:id="rId9" w:history="1">
+          <w:r>
+            <w:rPr>
+              <w:rStyle w:val="Hyperlink"/>
+            </w:rPr>
+            <w:t xml:space="preserve"> If you wou</w:t>
+          </w:r>
+        </w:hyperlink>
+      </w:r>
+      <w:r>
+        <w:rPr>
+          <w:u w:val="single" w:color="0000ff"/>
+          <w:rFonts w:ascii="Charis SIL Regular" w:hAnsi="Charis SIL Regular" w:eastAsia="Charis SIL Regular"/>
+          <w:b w:val="0"/>
+          <w:i w:val="0"/>
+          <w:color w:val="000000"/>
+          <w:sz w:val="24"/>
+        </w:rPr>
+        <w:hyperlink r:id="rId9" w:history="1">
+          <w:r>
+            <w:rPr>
+              <w:rStyle w:val="Hyperlink"/>
+            </w:rPr>
+            <w:t>l</w:t>
+          </w:r>
+        </w:hyperlink>
+      </w:r>
+      <w:r>
+        <w:rPr>
+          <w:u w:val="single" w:color="0000ff"/>
+          <w:rFonts w:ascii="Charis SIL Regular" w:hAnsi="Charis SIL Regular" w:eastAsia="Charis SIL Regular"/>
+          <w:b w:val="0"/>
+          <w:i w:val="0"/>
+          <w:color w:val="000000"/>
+          <w:sz w:val="24"/>
+        </w:rPr>
+        <w:t>d like to kn</w:t>
       </w:r>
       <w:r>
         <w:rPr>

--- a/EXPORTS/DOCX/published/niveau1/English/SelectAndDelineate.docx
+++ b/EXPORTS/DOCX/published/niveau1/English/SelectAndDelineate.docx
@@ -416,7 +416,14 @@
           <w:color w:val="000000"/>
           <w:sz w:val="24"/>
         </w:rPr>
-        <w:t>d like to kn</w:t>
+        <w:hyperlink r:id="rId9" w:history="1">
+          <w:r>
+            <w:rPr>
+              <w:rStyle w:val="Hyperlink"/>
+            </w:rPr>
+            <w:t>d like to kn</w:t>
+          </w:r>
+        </w:hyperlink>
       </w:r>
       <w:r>
         <w:rPr>
@@ -659,14 +666,7 @@
           <w:color w:val="000000"/>
           <w:sz w:val="24"/>
         </w:rPr>
-        <w:hyperlink r:id="rId11" w:history="1">
-          <w:r>
-            <w:rPr>
-              <w:rStyle w:val="Hyperlink"/>
-            </w:rPr>
-            <w:t>rch w</w:t>
-          </w:r>
-        </w:hyperlink>
+        <w:t>rch w</w:t>
       </w:r>
       <w:r>
         <w:rPr>
